--- a/CalendarioAgo26/Tareas/2_VLSM/Tarea2_V1/Tarea2_VLSM.docx
+++ b/CalendarioAgo26/Tareas/2_VLSM/Tarea2_V1/Tarea2_VLSM.docx
@@ -1,6 +1,6 @@
 
 <file path=word/document.xml><?xml version="1.0" encoding="utf-8"?>
-<w:document xmlns:wpc="http://schemas.microsoft.com/office/word/2010/wordprocessingCanvas" xmlns:cx="http://schemas.microsoft.com/office/drawing/2014/chartex" xmlns:cx1="http://schemas.microsoft.com/office/drawing/2015/9/8/chartex" xmlns:cx2="http://schemas.microsoft.com/office/drawing/2015/10/21/chartex" xmlns:cx3="http://schemas.microsoft.com/office/drawing/2016/5/9/chartex" xmlns:cx4="http://schemas.microsoft.com/office/drawing/2016/5/10/chartex" xmlns:cx5="http://schemas.microsoft.com/office/drawing/2016/5/11/chartex" xmlns:cx6="http://schemas.microsoft.com/office/drawing/2016/5/12/chartex" xmlns:cx7="http://schemas.microsoft.com/office/drawing/2016/5/13/chartex" xmlns:cx8="http://schemas.microsoft.com/office/drawing/2016/5/14/chartex" xmlns:mc="http://schemas.openxmlformats.org/markup-compatibility/2006" xmlns:aink="http://schemas.microsoft.com/office/drawing/2016/ink" xmlns:am3d="http://schemas.microsoft.com/office/drawing/2017/model3d" xmlns:o="urn:schemas-microsoft-com:office:office" xmlns:oel="http://schemas.microsoft.com/office/2019/extlst" xmlns:r="http://schemas.openxmlformats.org/officeDocument/2006/relationships" xmlns:m="http://schemas.openxmlformats.org/officeDocument/2006/math" xmlns:v="urn:schemas-microsoft-com:vml" xmlns:wp14="http://schemas.microsoft.com/office/word/2010/wordprocessingDrawing" xmlns:wp="http://schemas.openxmlformats.org/drawingml/2006/wordprocessingDrawing" xmlns:w10="urn:schemas-microsoft-com:office:word" xmlns:w="http://schemas.openxmlformats.org/wordprocessingml/2006/main" xmlns:w14="http://schemas.microsoft.com/office/word/2010/wordml" xmlns:w15="http://schemas.microsoft.com/office/word/2012/wordml" xmlns:w16cex="http://schemas.microsoft.com/office/word/2018/wordml/cex" xmlns:w16cid="http://schemas.microsoft.com/office/word/2016/wordml/cid" xmlns:w16="http://schemas.microsoft.com/office/word/2018/wordml" xmlns:w16sdtdh="http://schemas.microsoft.com/office/word/2020/wordml/sdtdatahash" xmlns:w16se="http://schemas.microsoft.com/office/word/2015/wordml/symex" xmlns:wpg="http://schemas.microsoft.com/office/word/2010/wordprocessingGroup" xmlns:wpi="http://schemas.microsoft.com/office/word/2010/wordprocessingInk" xmlns:wne="http://schemas.microsoft.com/office/word/2006/wordml" xmlns:wps="http://schemas.microsoft.com/office/word/2010/wordprocessingShape" mc:Ignorable="w14 w15 w16se w16cid w16 w16cex w16sdtdh wp14">
+<w:document xmlns:wpc="http://schemas.microsoft.com/office/word/2010/wordprocessingCanvas" xmlns:cx="http://schemas.microsoft.com/office/drawing/2014/chartex" xmlns:cx1="http://schemas.microsoft.com/office/drawing/2015/9/8/chartex" xmlns:cx2="http://schemas.microsoft.com/office/drawing/2015/10/21/chartex" xmlns:cx3="http://schemas.microsoft.com/office/drawing/2016/5/9/chartex" xmlns:cx4="http://schemas.microsoft.com/office/drawing/2016/5/10/chartex" xmlns:cx5="http://schemas.microsoft.com/office/drawing/2016/5/11/chartex" xmlns:cx6="http://schemas.microsoft.com/office/drawing/2016/5/12/chartex" xmlns:cx7="http://schemas.microsoft.com/office/drawing/2016/5/13/chartex" xmlns:cx8="http://schemas.microsoft.com/office/drawing/2016/5/14/chartex" xmlns:mc="http://schemas.openxmlformats.org/markup-compatibility/2006" xmlns:aink="http://schemas.microsoft.com/office/drawing/2016/ink" xmlns:am3d="http://schemas.microsoft.com/office/drawing/2017/model3d" xmlns:o="urn:schemas-microsoft-com:office:office" xmlns:oel="http://schemas.microsoft.com/office/2019/extlst" xmlns:r="http://schemas.openxmlformats.org/officeDocument/2006/relationships" xmlns:m="http://schemas.openxmlformats.org/officeDocument/2006/math" xmlns:v="urn:schemas-microsoft-com:vml" xmlns:wp14="http://schemas.microsoft.com/office/word/2010/wordprocessingDrawing" xmlns:wp="http://schemas.openxmlformats.org/drawingml/2006/wordprocessingDrawing" xmlns:w10="urn:schemas-microsoft-com:office:word" xmlns:w="http://schemas.openxmlformats.org/wordprocessingml/2006/main" xmlns:w14="http://schemas.microsoft.com/office/word/2010/wordml" xmlns:w15="http://schemas.microsoft.com/office/word/2012/wordml" xmlns:w16cex="http://schemas.microsoft.com/office/word/2018/wordml/cex" xmlns:w16cid="http://schemas.microsoft.com/office/word/2016/wordml/cid" xmlns:w16="http://schemas.microsoft.com/office/word/2018/wordml" xmlns:w16du="http://schemas.microsoft.com/office/word/2023/wordml/word16du" xmlns:w16sdtdh="http://schemas.microsoft.com/office/word/2020/wordml/sdtdatahash" xmlns:w16sdtfl="http://schemas.microsoft.com/office/word/2024/wordml/sdtformatlock" xmlns:w16se="http://schemas.microsoft.com/office/word/2015/wordml/symex" xmlns:wpg="http://schemas.microsoft.com/office/word/2010/wordprocessingGroup" xmlns:wpi="http://schemas.microsoft.com/office/word/2010/wordprocessingInk" xmlns:wne="http://schemas.microsoft.com/office/word/2006/wordml" xmlns:wps="http://schemas.microsoft.com/office/word/2010/wordprocessingShape" mc:Ignorable="w14 w15 w16se w16cid w16 w16cex w16sdtdh w16sdtfl w16du wp14">
   <w:body>
     <w:p>
       <w:pPr>
@@ -169,7 +169,7 @@
                                     </pic:cNvPicPr>
                                   </pic:nvPicPr>
                                   <pic:blipFill>
-                                    <a:blip r:embed="rId7">
+                                    <a:blip r:embed="rId8">
                                       <a:extLst>
                                         <a:ext uri="{28A0092B-C50C-407E-A947-70E740481C1C}">
                                           <a14:useLocalDpi xmlns:a14="http://schemas.microsoft.com/office/drawing/2010/main" val="0"/>
@@ -260,7 +260,7 @@
     </w:p>
     <w:p>
       <w:pPr>
-        <w:pStyle w:val="BodyText"/>
+        <w:pStyle w:val="Textoindependiente"/>
         <w:tabs>
           <w:tab w:val="left" w:pos="345"/>
         </w:tabs>
@@ -276,7 +276,7 @@
     </w:p>
     <w:p>
       <w:pPr>
-        <w:pStyle w:val="BodyText"/>
+        <w:pStyle w:val="Textoindependiente"/>
         <w:tabs>
           <w:tab w:val="left" w:pos="345"/>
         </w:tabs>
@@ -398,7 +398,7 @@
     </w:p>
     <w:p>
       <w:pPr>
-        <w:pStyle w:val="BodyText"/>
+        <w:pStyle w:val="Textoindependiente"/>
         <w:tabs>
           <w:tab w:val="left" w:pos="345"/>
         </w:tabs>
@@ -414,7 +414,7 @@
     </w:p>
     <w:p>
       <w:pPr>
-        <w:pStyle w:val="BodyText"/>
+        <w:pStyle w:val="Textoindependiente"/>
         <w:tabs>
           <w:tab w:val="left" w:pos="345"/>
         </w:tabs>
@@ -539,7 +539,7 @@
     </w:p>
     <w:p>
       <w:pPr>
-        <w:pStyle w:val="BodyText"/>
+        <w:pStyle w:val="Textoindependiente"/>
         <w:tabs>
           <w:tab w:val="left" w:pos="345"/>
         </w:tabs>
@@ -1338,7 +1338,7 @@
                     <pic:cNvPicPr/>
                   </pic:nvPicPr>
                   <pic:blipFill>
-                    <a:blip r:embed="rId8"/>
+                    <a:blip r:embed="rId9"/>
                     <a:stretch>
                       <a:fillRect/>
                     </a:stretch>
@@ -1361,7 +1361,7 @@
     </w:p>
     <w:p>
       <w:pPr>
-        <w:pStyle w:val="BodyText"/>
+        <w:pStyle w:val="Textoindependiente"/>
         <w:tabs>
           <w:tab w:val="left" w:pos="345"/>
         </w:tabs>
@@ -1712,7 +1712,7 @@
     </w:p>
     <w:p>
       <w:pPr>
-        <w:pStyle w:val="ListParagraph"/>
+        <w:pStyle w:val="Prrafodelista"/>
         <w:numPr>
           <w:ilvl w:val="0"/>
           <w:numId w:val="1"/>
@@ -1797,25 +1797,23 @@
           <w:sz w:val="20"/>
           <w:szCs w:val="20"/>
         </w:rPr>
-        <w:t xml:space="preserve">Tomar en cuenta una dirección extra para la </w:t>
-      </w:r>
-      <w:proofErr w:type="gramStart"/>
+        <w:t>Tomar en cuenta una dirección extra para la interface del ruteador</w:t>
+      </w:r>
       <w:r>
         <w:rPr>
           <w:rFonts w:ascii="Arial" w:eastAsia="Times New Roman" w:hAnsi="Arial" w:cs="Arial"/>
           <w:sz w:val="20"/>
           <w:szCs w:val="20"/>
         </w:rPr>
-        <w:t>interface</w:t>
-      </w:r>
-      <w:proofErr w:type="gramEnd"/>
+        <w:t xml:space="preserve"> en la</w:t>
+      </w:r>
       <w:r>
         <w:rPr>
           <w:rFonts w:ascii="Arial" w:eastAsia="Times New Roman" w:hAnsi="Arial" w:cs="Arial"/>
           <w:sz w:val="20"/>
           <w:szCs w:val="20"/>
         </w:rPr>
-        <w:t xml:space="preserve"> del ruteador</w:t>
+        <w:t>s</w:t>
       </w:r>
       <w:r>
         <w:rPr>
@@ -1823,7 +1821,7 @@
           <w:sz w:val="20"/>
           <w:szCs w:val="20"/>
         </w:rPr>
-        <w:t xml:space="preserve"> en la subredes </w:t>
+        <w:t xml:space="preserve"> subredes </w:t>
       </w:r>
       <w:r>
         <w:rPr>
@@ -1832,6 +1830,14 @@
           <w:szCs w:val="20"/>
         </w:rPr>
         <w:t>Giga</w:t>
+      </w:r>
+      <w:r>
+        <w:rPr>
+          <w:rFonts w:ascii="Arial" w:eastAsia="Times New Roman" w:hAnsi="Arial" w:cs="Arial"/>
+          <w:sz w:val="20"/>
+          <w:szCs w:val="20"/>
+        </w:rPr>
+        <w:t>bit</w:t>
       </w:r>
       <w:r>
         <w:rPr>
@@ -1868,7 +1874,7 @@
     </w:p>
     <w:p>
       <w:pPr>
-        <w:pStyle w:val="BodyText"/>
+        <w:pStyle w:val="Textoindependiente"/>
         <w:tabs>
           <w:tab w:val="left" w:pos="581"/>
         </w:tabs>
@@ -2276,14 +2282,14 @@
         <w:tc>
           <w:tcPr>
             <w:tcW w:w="993" w:type="dxa"/>
-            <w:shd w:val="clear" w:color="auto" w:fill="auto"/>
-            <w:vAlign w:val="center"/>
-          </w:tcPr>
-          <w:p>
-            <w:pPr>
-              <w:jc w:val="center"/>
-              <w:rPr>
-                <w:rFonts w:ascii="Arial" w:hAnsi="Arial" w:cs="Arial"/>
+            <w:vAlign w:val="center"/>
+          </w:tcPr>
+          <w:p>
+            <w:pPr>
+              <w:jc w:val="center"/>
+              <w:rPr>
+                <w:rFonts w:ascii="Arial" w:hAnsi="Arial" w:cs="Arial"/>
+                <w:color w:val="000000" w:themeColor="text1"/>
                 <w:sz w:val="20"/>
                 <w:szCs w:val="20"/>
               </w:rPr>
@@ -2300,7 +2306,7 @@
               <w:jc w:val="center"/>
               <w:rPr>
                 <w:rFonts w:ascii="Arial" w:hAnsi="Arial" w:cs="Arial"/>
-                <w:color w:val="FF0000"/>
+                <w:color w:val="000000" w:themeColor="text1"/>
                 <w:sz w:val="20"/>
                 <w:szCs w:val="20"/>
               </w:rPr>
@@ -2317,9 +2323,7 @@
               <w:jc w:val="center"/>
               <w:rPr>
                 <w:rFonts w:ascii="Arial" w:hAnsi="Arial" w:cs="Arial"/>
-                <w:b/>
-                <w:bCs/>
-                <w:color w:val="31849B" w:themeColor="accent5" w:themeShade="BF"/>
+                <w:color w:val="000000" w:themeColor="text1"/>
                 <w:sz w:val="20"/>
                 <w:szCs w:val="20"/>
               </w:rPr>
@@ -2336,9 +2340,7 @@
               <w:jc w:val="center"/>
               <w:rPr>
                 <w:rFonts w:ascii="Arial" w:hAnsi="Arial" w:cs="Arial"/>
-                <w:b/>
-                <w:bCs/>
-                <w:color w:val="31849B" w:themeColor="accent5" w:themeShade="BF"/>
+                <w:color w:val="000000" w:themeColor="text1"/>
                 <w:sz w:val="20"/>
                 <w:szCs w:val="20"/>
               </w:rPr>
@@ -2355,8 +2357,6 @@
               <w:jc w:val="center"/>
               <w:rPr>
                 <w:rFonts w:ascii="Arial" w:hAnsi="Arial" w:cs="Arial"/>
-                <w:b/>
-                <w:bCs/>
                 <w:color w:val="000000" w:themeColor="text1"/>
                 <w:sz w:val="20"/>
                 <w:szCs w:val="20"/>
@@ -2374,8 +2374,7 @@
               <w:jc w:val="center"/>
               <w:rPr>
                 <w:rFonts w:ascii="Arial" w:hAnsi="Arial" w:cs="Arial"/>
-                <w:b/>
-                <w:bCs/>
+                <w:color w:val="000000" w:themeColor="text1"/>
                 <w:sz w:val="20"/>
                 <w:szCs w:val="20"/>
               </w:rPr>
@@ -2392,7 +2391,7 @@
               <w:jc w:val="center"/>
               <w:rPr>
                 <w:rFonts w:ascii="Arial" w:hAnsi="Arial" w:cs="Arial"/>
-                <w:color w:val="FF0000"/>
+                <w:color w:val="000000" w:themeColor="text1"/>
                 <w:sz w:val="20"/>
                 <w:szCs w:val="20"/>
               </w:rPr>
@@ -2470,14 +2469,14 @@
         <w:tc>
           <w:tcPr>
             <w:tcW w:w="993" w:type="dxa"/>
-            <w:shd w:val="clear" w:color="auto" w:fill="auto"/>
-            <w:vAlign w:val="center"/>
-          </w:tcPr>
-          <w:p>
-            <w:pPr>
-              <w:jc w:val="center"/>
-              <w:rPr>
-                <w:rFonts w:ascii="Arial" w:hAnsi="Arial" w:cs="Arial"/>
+            <w:vAlign w:val="center"/>
+          </w:tcPr>
+          <w:p>
+            <w:pPr>
+              <w:jc w:val="center"/>
+              <w:rPr>
+                <w:rFonts w:ascii="Arial" w:hAnsi="Arial" w:cs="Arial"/>
+                <w:color w:val="000000" w:themeColor="text1"/>
                 <w:sz w:val="20"/>
                 <w:szCs w:val="20"/>
               </w:rPr>
@@ -2494,7 +2493,7 @@
               <w:jc w:val="center"/>
               <w:rPr>
                 <w:rFonts w:ascii="Arial" w:hAnsi="Arial" w:cs="Arial"/>
-                <w:color w:val="FF0000"/>
+                <w:color w:val="000000" w:themeColor="text1"/>
                 <w:sz w:val="20"/>
                 <w:szCs w:val="20"/>
               </w:rPr>
@@ -2511,9 +2510,7 @@
               <w:jc w:val="center"/>
               <w:rPr>
                 <w:rFonts w:ascii="Arial" w:hAnsi="Arial" w:cs="Arial"/>
-                <w:b/>
-                <w:bCs/>
-                <w:color w:val="5F497A" w:themeColor="accent4" w:themeShade="BF"/>
+                <w:color w:val="000000" w:themeColor="text1"/>
                 <w:sz w:val="20"/>
                 <w:szCs w:val="20"/>
               </w:rPr>
@@ -2530,9 +2527,7 @@
               <w:jc w:val="center"/>
               <w:rPr>
                 <w:rFonts w:ascii="Arial" w:hAnsi="Arial" w:cs="Arial"/>
-                <w:b/>
-                <w:bCs/>
-                <w:color w:val="5F497A" w:themeColor="accent4" w:themeShade="BF"/>
+                <w:color w:val="000000" w:themeColor="text1"/>
                 <w:sz w:val="20"/>
                 <w:szCs w:val="20"/>
               </w:rPr>
@@ -2549,8 +2544,6 @@
               <w:jc w:val="center"/>
               <w:rPr>
                 <w:rFonts w:ascii="Arial" w:hAnsi="Arial" w:cs="Arial"/>
-                <w:b/>
-                <w:bCs/>
                 <w:color w:val="000000" w:themeColor="text1"/>
                 <w:sz w:val="20"/>
                 <w:szCs w:val="20"/>
@@ -2568,8 +2561,7 @@
               <w:jc w:val="center"/>
               <w:rPr>
                 <w:rFonts w:ascii="Arial" w:hAnsi="Arial" w:cs="Arial"/>
-                <w:b/>
-                <w:bCs/>
+                <w:color w:val="000000" w:themeColor="text1"/>
                 <w:sz w:val="20"/>
                 <w:szCs w:val="20"/>
               </w:rPr>
@@ -2586,6 +2578,7 @@
               <w:jc w:val="center"/>
               <w:rPr>
                 <w:rFonts w:ascii="Arial" w:hAnsi="Arial" w:cs="Arial"/>
+                <w:color w:val="000000" w:themeColor="text1"/>
                 <w:sz w:val="20"/>
                 <w:szCs w:val="20"/>
               </w:rPr>
@@ -2652,14 +2645,14 @@
         <w:tc>
           <w:tcPr>
             <w:tcW w:w="993" w:type="dxa"/>
-            <w:shd w:val="clear" w:color="auto" w:fill="auto"/>
-            <w:vAlign w:val="center"/>
-          </w:tcPr>
-          <w:p>
-            <w:pPr>
-              <w:jc w:val="center"/>
-              <w:rPr>
-                <w:rFonts w:ascii="Arial" w:hAnsi="Arial" w:cs="Arial"/>
+            <w:vAlign w:val="center"/>
+          </w:tcPr>
+          <w:p>
+            <w:pPr>
+              <w:jc w:val="center"/>
+              <w:rPr>
+                <w:rFonts w:ascii="Arial" w:hAnsi="Arial" w:cs="Arial"/>
+                <w:color w:val="000000" w:themeColor="text1"/>
                 <w:sz w:val="20"/>
                 <w:szCs w:val="20"/>
               </w:rPr>
@@ -2676,7 +2669,7 @@
               <w:jc w:val="center"/>
               <w:rPr>
                 <w:rFonts w:ascii="Arial" w:hAnsi="Arial" w:cs="Arial"/>
-                <w:color w:val="FF0000"/>
+                <w:color w:val="000000" w:themeColor="text1"/>
                 <w:sz w:val="20"/>
                 <w:szCs w:val="20"/>
               </w:rPr>
@@ -2693,9 +2686,7 @@
               <w:jc w:val="center"/>
               <w:rPr>
                 <w:rFonts w:ascii="Arial" w:hAnsi="Arial" w:cs="Arial"/>
-                <w:b/>
-                <w:bCs/>
-                <w:color w:val="FF0000"/>
+                <w:color w:val="000000" w:themeColor="text1"/>
                 <w:sz w:val="20"/>
                 <w:szCs w:val="20"/>
               </w:rPr>
@@ -2712,9 +2703,7 @@
               <w:jc w:val="center"/>
               <w:rPr>
                 <w:rFonts w:ascii="Arial" w:hAnsi="Arial" w:cs="Arial"/>
-                <w:b/>
-                <w:bCs/>
-                <w:color w:val="FF0000"/>
+                <w:color w:val="000000" w:themeColor="text1"/>
                 <w:sz w:val="20"/>
                 <w:szCs w:val="20"/>
               </w:rPr>
@@ -2731,8 +2720,6 @@
               <w:jc w:val="center"/>
               <w:rPr>
                 <w:rFonts w:ascii="Arial" w:hAnsi="Arial" w:cs="Arial"/>
-                <w:b/>
-                <w:bCs/>
                 <w:color w:val="000000" w:themeColor="text1"/>
                 <w:sz w:val="20"/>
                 <w:szCs w:val="20"/>
@@ -2750,8 +2737,7 @@
               <w:jc w:val="center"/>
               <w:rPr>
                 <w:rFonts w:ascii="Arial" w:hAnsi="Arial" w:cs="Arial"/>
-                <w:b/>
-                <w:bCs/>
+                <w:color w:val="000000" w:themeColor="text1"/>
                 <w:sz w:val="20"/>
                 <w:szCs w:val="20"/>
               </w:rPr>
@@ -2768,7 +2754,7 @@
               <w:jc w:val="center"/>
               <w:rPr>
                 <w:rFonts w:ascii="Arial" w:hAnsi="Arial" w:cs="Arial"/>
-                <w:color w:val="FF0000"/>
+                <w:color w:val="000000" w:themeColor="text1"/>
                 <w:sz w:val="20"/>
                 <w:szCs w:val="20"/>
               </w:rPr>
@@ -2833,14 +2819,14 @@
         <w:tc>
           <w:tcPr>
             <w:tcW w:w="993" w:type="dxa"/>
-            <w:shd w:val="clear" w:color="auto" w:fill="auto"/>
-            <w:vAlign w:val="center"/>
-          </w:tcPr>
-          <w:p>
-            <w:pPr>
-              <w:jc w:val="center"/>
-              <w:rPr>
-                <w:rFonts w:ascii="Arial" w:hAnsi="Arial" w:cs="Arial"/>
+            <w:vAlign w:val="center"/>
+          </w:tcPr>
+          <w:p>
+            <w:pPr>
+              <w:jc w:val="center"/>
+              <w:rPr>
+                <w:rFonts w:ascii="Arial" w:hAnsi="Arial" w:cs="Arial"/>
+                <w:color w:val="000000" w:themeColor="text1"/>
                 <w:sz w:val="20"/>
                 <w:szCs w:val="20"/>
               </w:rPr>
@@ -2857,7 +2843,7 @@
               <w:jc w:val="center"/>
               <w:rPr>
                 <w:rFonts w:ascii="Arial" w:hAnsi="Arial" w:cs="Arial"/>
-                <w:color w:val="FF0000"/>
+                <w:color w:val="000000" w:themeColor="text1"/>
                 <w:sz w:val="20"/>
                 <w:szCs w:val="20"/>
               </w:rPr>
@@ -2874,9 +2860,7 @@
               <w:jc w:val="center"/>
               <w:rPr>
                 <w:rFonts w:ascii="Arial" w:hAnsi="Arial" w:cs="Arial"/>
-                <w:b/>
-                <w:bCs/>
-                <w:color w:val="00B050"/>
+                <w:color w:val="000000" w:themeColor="text1"/>
                 <w:sz w:val="20"/>
                 <w:szCs w:val="20"/>
               </w:rPr>
@@ -2893,9 +2877,7 @@
               <w:jc w:val="center"/>
               <w:rPr>
                 <w:rFonts w:ascii="Arial" w:hAnsi="Arial" w:cs="Arial"/>
-                <w:b/>
-                <w:bCs/>
-                <w:color w:val="00B050"/>
+                <w:color w:val="000000" w:themeColor="text1"/>
                 <w:sz w:val="20"/>
                 <w:szCs w:val="20"/>
               </w:rPr>
@@ -2912,8 +2894,6 @@
               <w:jc w:val="center"/>
               <w:rPr>
                 <w:rFonts w:ascii="Arial" w:hAnsi="Arial" w:cs="Arial"/>
-                <w:b/>
-                <w:bCs/>
                 <w:color w:val="000000" w:themeColor="text1"/>
                 <w:sz w:val="20"/>
                 <w:szCs w:val="20"/>
@@ -2931,8 +2911,7 @@
               <w:jc w:val="center"/>
               <w:rPr>
                 <w:rFonts w:ascii="Arial" w:hAnsi="Arial" w:cs="Arial"/>
-                <w:b/>
-                <w:bCs/>
+                <w:color w:val="000000" w:themeColor="text1"/>
                 <w:sz w:val="20"/>
                 <w:szCs w:val="20"/>
               </w:rPr>
@@ -2949,6 +2928,7 @@
               <w:jc w:val="center"/>
               <w:rPr>
                 <w:rFonts w:ascii="Arial" w:hAnsi="Arial" w:cs="Arial"/>
+                <w:color w:val="000000" w:themeColor="text1"/>
                 <w:sz w:val="20"/>
                 <w:szCs w:val="20"/>
               </w:rPr>
@@ -3026,14 +3006,14 @@
         <w:tc>
           <w:tcPr>
             <w:tcW w:w="993" w:type="dxa"/>
-            <w:shd w:val="clear" w:color="auto" w:fill="auto"/>
-            <w:vAlign w:val="center"/>
-          </w:tcPr>
-          <w:p>
-            <w:pPr>
-              <w:jc w:val="center"/>
-              <w:rPr>
-                <w:rFonts w:ascii="Arial" w:hAnsi="Arial" w:cs="Arial"/>
+            <w:vAlign w:val="center"/>
+          </w:tcPr>
+          <w:p>
+            <w:pPr>
+              <w:jc w:val="center"/>
+              <w:rPr>
+                <w:rFonts w:ascii="Arial" w:hAnsi="Arial" w:cs="Arial"/>
+                <w:color w:val="000000" w:themeColor="text1"/>
                 <w:sz w:val="20"/>
                 <w:szCs w:val="20"/>
               </w:rPr>
@@ -3050,7 +3030,7 @@
               <w:jc w:val="center"/>
               <w:rPr>
                 <w:rFonts w:ascii="Arial" w:hAnsi="Arial" w:cs="Arial"/>
-                <w:color w:val="FF0000"/>
+                <w:color w:val="000000" w:themeColor="text1"/>
                 <w:sz w:val="20"/>
                 <w:szCs w:val="20"/>
               </w:rPr>
@@ -3067,9 +3047,7 @@
               <w:jc w:val="center"/>
               <w:rPr>
                 <w:rFonts w:ascii="Arial" w:hAnsi="Arial" w:cs="Arial"/>
-                <w:b/>
-                <w:bCs/>
-                <w:color w:val="00B050"/>
+                <w:color w:val="000000" w:themeColor="text1"/>
                 <w:sz w:val="20"/>
                 <w:szCs w:val="20"/>
               </w:rPr>
@@ -3086,9 +3064,7 @@
               <w:jc w:val="center"/>
               <w:rPr>
                 <w:rFonts w:ascii="Arial" w:hAnsi="Arial" w:cs="Arial"/>
-                <w:b/>
-                <w:bCs/>
-                <w:color w:val="5F497A" w:themeColor="accent4" w:themeShade="BF"/>
+                <w:color w:val="000000" w:themeColor="text1"/>
                 <w:sz w:val="20"/>
                 <w:szCs w:val="20"/>
               </w:rPr>
@@ -3105,8 +3081,6 @@
               <w:jc w:val="center"/>
               <w:rPr>
                 <w:rFonts w:ascii="Arial" w:hAnsi="Arial" w:cs="Arial"/>
-                <w:b/>
-                <w:bCs/>
                 <w:color w:val="000000" w:themeColor="text1"/>
                 <w:sz w:val="20"/>
                 <w:szCs w:val="20"/>
@@ -3124,8 +3098,7 @@
               <w:jc w:val="center"/>
               <w:rPr>
                 <w:rFonts w:ascii="Arial" w:hAnsi="Arial" w:cs="Arial"/>
-                <w:b/>
-                <w:bCs/>
+                <w:color w:val="000000" w:themeColor="text1"/>
                 <w:sz w:val="20"/>
                 <w:szCs w:val="20"/>
               </w:rPr>
@@ -3142,8 +3115,7 @@
               <w:jc w:val="center"/>
               <w:rPr>
                 <w:rFonts w:ascii="Arial" w:hAnsi="Arial" w:cs="Arial"/>
-                <w:b/>
-                <w:bCs/>
+                <w:color w:val="000000" w:themeColor="text1"/>
                 <w:sz w:val="20"/>
                 <w:szCs w:val="20"/>
               </w:rPr>
@@ -3188,14 +3160,14 @@
         <w:tc>
           <w:tcPr>
             <w:tcW w:w="993" w:type="dxa"/>
-            <w:shd w:val="clear" w:color="auto" w:fill="auto"/>
-            <w:vAlign w:val="center"/>
-          </w:tcPr>
-          <w:p>
-            <w:pPr>
-              <w:jc w:val="center"/>
-              <w:rPr>
-                <w:rFonts w:ascii="Arial" w:hAnsi="Arial" w:cs="Arial"/>
+            <w:vAlign w:val="center"/>
+          </w:tcPr>
+          <w:p>
+            <w:pPr>
+              <w:jc w:val="center"/>
+              <w:rPr>
+                <w:rFonts w:ascii="Arial" w:hAnsi="Arial" w:cs="Arial"/>
+                <w:color w:val="000000" w:themeColor="text1"/>
                 <w:sz w:val="20"/>
                 <w:szCs w:val="20"/>
               </w:rPr>
@@ -3212,7 +3184,7 @@
               <w:jc w:val="center"/>
               <w:rPr>
                 <w:rFonts w:ascii="Arial" w:hAnsi="Arial" w:cs="Arial"/>
-                <w:color w:val="FF0000"/>
+                <w:color w:val="000000" w:themeColor="text1"/>
                 <w:sz w:val="20"/>
                 <w:szCs w:val="20"/>
               </w:rPr>
@@ -3229,9 +3201,7 @@
               <w:jc w:val="center"/>
               <w:rPr>
                 <w:rFonts w:ascii="Arial" w:hAnsi="Arial" w:cs="Arial"/>
-                <w:b/>
-                <w:bCs/>
-                <w:color w:val="FF0000"/>
+                <w:color w:val="000000" w:themeColor="text1"/>
                 <w:sz w:val="20"/>
                 <w:szCs w:val="20"/>
               </w:rPr>
@@ -3248,9 +3218,7 @@
               <w:jc w:val="center"/>
               <w:rPr>
                 <w:rFonts w:ascii="Arial" w:hAnsi="Arial" w:cs="Arial"/>
-                <w:b/>
-                <w:bCs/>
-                <w:color w:val="FF0000"/>
+                <w:color w:val="000000" w:themeColor="text1"/>
                 <w:sz w:val="20"/>
                 <w:szCs w:val="20"/>
               </w:rPr>
@@ -3267,8 +3235,6 @@
               <w:jc w:val="center"/>
               <w:rPr>
                 <w:rFonts w:ascii="Arial" w:hAnsi="Arial" w:cs="Arial"/>
-                <w:b/>
-                <w:bCs/>
                 <w:color w:val="000000" w:themeColor="text1"/>
                 <w:sz w:val="20"/>
                 <w:szCs w:val="20"/>
@@ -3286,8 +3252,7 @@
               <w:jc w:val="center"/>
               <w:rPr>
                 <w:rFonts w:ascii="Arial" w:hAnsi="Arial" w:cs="Arial"/>
-                <w:b/>
-                <w:bCs/>
+                <w:color w:val="000000" w:themeColor="text1"/>
                 <w:sz w:val="20"/>
                 <w:szCs w:val="20"/>
               </w:rPr>
@@ -3304,7 +3269,7 @@
               <w:jc w:val="center"/>
               <w:rPr>
                 <w:rFonts w:ascii="Arial" w:hAnsi="Arial" w:cs="Arial"/>
-                <w:b/>
+                <w:color w:val="000000" w:themeColor="text1"/>
                 <w:sz w:val="20"/>
                 <w:szCs w:val="20"/>
               </w:rPr>
@@ -3349,14 +3314,14 @@
         <w:tc>
           <w:tcPr>
             <w:tcW w:w="993" w:type="dxa"/>
-            <w:shd w:val="clear" w:color="auto" w:fill="auto"/>
-            <w:vAlign w:val="center"/>
-          </w:tcPr>
-          <w:p>
-            <w:pPr>
-              <w:jc w:val="center"/>
-              <w:rPr>
-                <w:rFonts w:ascii="Arial" w:hAnsi="Arial" w:cs="Arial"/>
+            <w:vAlign w:val="center"/>
+          </w:tcPr>
+          <w:p>
+            <w:pPr>
+              <w:jc w:val="center"/>
+              <w:rPr>
+                <w:rFonts w:ascii="Arial" w:hAnsi="Arial" w:cs="Arial"/>
+                <w:color w:val="000000" w:themeColor="text1"/>
                 <w:sz w:val="20"/>
                 <w:szCs w:val="20"/>
               </w:rPr>
@@ -3373,7 +3338,7 @@
               <w:jc w:val="center"/>
               <w:rPr>
                 <w:rFonts w:ascii="Arial" w:hAnsi="Arial" w:cs="Arial"/>
-                <w:color w:val="FF0000"/>
+                <w:color w:val="000000" w:themeColor="text1"/>
                 <w:sz w:val="20"/>
                 <w:szCs w:val="20"/>
               </w:rPr>
@@ -3390,9 +3355,7 @@
               <w:jc w:val="center"/>
               <w:rPr>
                 <w:rFonts w:ascii="Arial" w:hAnsi="Arial" w:cs="Arial"/>
-                <w:b/>
-                <w:bCs/>
-                <w:color w:val="FF0000"/>
+                <w:color w:val="000000" w:themeColor="text1"/>
                 <w:sz w:val="20"/>
                 <w:szCs w:val="20"/>
               </w:rPr>
@@ -3409,9 +3372,7 @@
               <w:jc w:val="center"/>
               <w:rPr>
                 <w:rFonts w:ascii="Arial" w:hAnsi="Arial" w:cs="Arial"/>
-                <w:b/>
-                <w:bCs/>
-                <w:color w:val="FF0000"/>
+                <w:color w:val="000000" w:themeColor="text1"/>
                 <w:sz w:val="20"/>
                 <w:szCs w:val="20"/>
               </w:rPr>
@@ -3428,8 +3389,6 @@
               <w:jc w:val="center"/>
               <w:rPr>
                 <w:rFonts w:ascii="Arial" w:hAnsi="Arial" w:cs="Arial"/>
-                <w:b/>
-                <w:bCs/>
                 <w:color w:val="000000" w:themeColor="text1"/>
                 <w:sz w:val="20"/>
                 <w:szCs w:val="20"/>
@@ -3447,8 +3406,7 @@
               <w:jc w:val="center"/>
               <w:rPr>
                 <w:rFonts w:ascii="Arial" w:hAnsi="Arial" w:cs="Arial"/>
-                <w:b/>
-                <w:bCs/>
+                <w:color w:val="000000" w:themeColor="text1"/>
                 <w:sz w:val="20"/>
                 <w:szCs w:val="20"/>
               </w:rPr>
@@ -3465,7 +3423,7 @@
               <w:jc w:val="center"/>
               <w:rPr>
                 <w:rFonts w:ascii="Arial" w:hAnsi="Arial" w:cs="Arial"/>
-                <w:b/>
+                <w:color w:val="000000" w:themeColor="text1"/>
                 <w:sz w:val="20"/>
                 <w:szCs w:val="20"/>
               </w:rPr>
@@ -3510,14 +3468,14 @@
         <w:tc>
           <w:tcPr>
             <w:tcW w:w="993" w:type="dxa"/>
-            <w:shd w:val="clear" w:color="auto" w:fill="auto"/>
-            <w:vAlign w:val="center"/>
-          </w:tcPr>
-          <w:p>
-            <w:pPr>
-              <w:jc w:val="center"/>
-              <w:rPr>
-                <w:rFonts w:ascii="Arial" w:hAnsi="Arial" w:cs="Arial"/>
+            <w:vAlign w:val="center"/>
+          </w:tcPr>
+          <w:p>
+            <w:pPr>
+              <w:jc w:val="center"/>
+              <w:rPr>
+                <w:rFonts w:ascii="Arial" w:hAnsi="Arial" w:cs="Arial"/>
+                <w:color w:val="000000" w:themeColor="text1"/>
                 <w:sz w:val="20"/>
                 <w:szCs w:val="20"/>
               </w:rPr>
@@ -3534,7 +3492,7 @@
               <w:jc w:val="center"/>
               <w:rPr>
                 <w:rFonts w:ascii="Arial" w:hAnsi="Arial" w:cs="Arial"/>
-                <w:color w:val="FF0000"/>
+                <w:color w:val="000000" w:themeColor="text1"/>
                 <w:sz w:val="20"/>
                 <w:szCs w:val="20"/>
               </w:rPr>
@@ -3551,9 +3509,7 @@
               <w:jc w:val="center"/>
               <w:rPr>
                 <w:rFonts w:ascii="Arial" w:hAnsi="Arial" w:cs="Arial"/>
-                <w:b/>
-                <w:bCs/>
-                <w:color w:val="FF0000"/>
+                <w:color w:val="000000" w:themeColor="text1"/>
                 <w:sz w:val="20"/>
                 <w:szCs w:val="20"/>
               </w:rPr>
@@ -3570,9 +3526,7 @@
               <w:jc w:val="center"/>
               <w:rPr>
                 <w:rFonts w:ascii="Arial" w:hAnsi="Arial" w:cs="Arial"/>
-                <w:b/>
-                <w:bCs/>
-                <w:color w:val="FF0000"/>
+                <w:color w:val="000000" w:themeColor="text1"/>
                 <w:sz w:val="20"/>
                 <w:szCs w:val="20"/>
               </w:rPr>
@@ -3589,8 +3543,6 @@
               <w:jc w:val="center"/>
               <w:rPr>
                 <w:rFonts w:ascii="Arial" w:hAnsi="Arial" w:cs="Arial"/>
-                <w:b/>
-                <w:bCs/>
                 <w:color w:val="000000" w:themeColor="text1"/>
                 <w:sz w:val="20"/>
                 <w:szCs w:val="20"/>
@@ -3608,8 +3560,7 @@
               <w:jc w:val="center"/>
               <w:rPr>
                 <w:rFonts w:ascii="Arial" w:hAnsi="Arial" w:cs="Arial"/>
-                <w:b/>
-                <w:bCs/>
+                <w:color w:val="000000" w:themeColor="text1"/>
                 <w:sz w:val="20"/>
                 <w:szCs w:val="20"/>
               </w:rPr>
@@ -3626,9 +3577,7 @@
               <w:jc w:val="center"/>
               <w:rPr>
                 <w:rFonts w:ascii="Arial" w:hAnsi="Arial" w:cs="Arial"/>
-                <w:b/>
-                <w:bCs/>
-                <w:color w:val="FF0000"/>
+                <w:color w:val="000000" w:themeColor="text1"/>
                 <w:sz w:val="20"/>
                 <w:szCs w:val="20"/>
               </w:rPr>
@@ -3639,7 +3588,7 @@
     </w:tbl>
     <w:p>
       <w:pPr>
-        <w:pStyle w:val="ListParagraph"/>
+        <w:pStyle w:val="Prrafodelista"/>
         <w:spacing w:line="300" w:lineRule="exact"/>
         <w:ind w:left="346"/>
         <w:jc w:val="both"/>
@@ -3652,7 +3601,7 @@
     </w:p>
     <w:p>
       <w:pPr>
-        <w:pStyle w:val="ListParagraph"/>
+        <w:pStyle w:val="Prrafodelista"/>
         <w:numPr>
           <w:ilvl w:val="0"/>
           <w:numId w:val="1"/>
@@ -3704,7 +3653,7 @@
     </w:p>
     <w:p>
       <w:pPr>
-        <w:pStyle w:val="BodyText"/>
+        <w:pStyle w:val="Textoindependiente"/>
         <w:numPr>
           <w:ilvl w:val="0"/>
           <w:numId w:val="1"/>
@@ -4394,7 +4343,7 @@
     </w:p>
     <w:p>
       <w:pPr>
-        <w:pStyle w:val="BodyText"/>
+        <w:pStyle w:val="Textoindependiente"/>
         <w:numPr>
           <w:ilvl w:val="0"/>
           <w:numId w:val="4"/>
@@ -4517,7 +4466,7 @@
     </w:p>
     <w:p>
       <w:pPr>
-        <w:pStyle w:val="BodyText"/>
+        <w:pStyle w:val="Textoindependiente"/>
         <w:numPr>
           <w:ilvl w:val="0"/>
           <w:numId w:val="4"/>
@@ -4620,7 +4569,90 @@
     </w:p>
     <w:p>
       <w:pPr>
-        <w:pStyle w:val="BodyText"/>
+        <w:pStyle w:val="Textoindependiente"/>
+        <w:numPr>
+          <w:ilvl w:val="0"/>
+          <w:numId w:val="4"/>
+        </w:numPr>
+        <w:tabs>
+          <w:tab w:val="left" w:pos="581"/>
+        </w:tabs>
+        <w:ind w:left="590" w:right="141"/>
+        <w:jc w:val="both"/>
+        <w:rPr>
+          <w:rFonts w:ascii="Arial" w:hAnsi="Arial" w:cs="Arial"/>
+          <w:sz w:val="20"/>
+          <w:szCs w:val="20"/>
+        </w:rPr>
+      </w:pPr>
+      <w:r>
+        <w:rPr>
+          <w:rFonts w:ascii="Arial" w:hAnsi="Arial" w:cs="Arial"/>
+          <w:sz w:val="20"/>
+          <w:szCs w:val="20"/>
+        </w:rPr>
+        <w:t>Las interfaces</w:t>
+      </w:r>
+      <w:r>
+        <w:rPr>
+          <w:rFonts w:ascii="Arial" w:hAnsi="Arial" w:cs="Arial"/>
+          <w:b/>
+          <w:bCs/>
+          <w:sz w:val="20"/>
+          <w:szCs w:val="20"/>
+        </w:rPr>
+        <w:t xml:space="preserve"> </w:t>
+      </w:r>
+      <w:r>
+        <w:rPr>
+          <w:rFonts w:ascii="Arial" w:hAnsi="Arial" w:cs="Arial"/>
+          <w:b/>
+          <w:bCs/>
+          <w:sz w:val="20"/>
+          <w:szCs w:val="20"/>
+        </w:rPr>
+        <w:t>S</w:t>
+      </w:r>
+      <w:r>
+        <w:rPr>
+          <w:rFonts w:ascii="Arial" w:hAnsi="Arial" w:cs="Arial"/>
+          <w:b/>
+          <w:bCs/>
+          <w:sz w:val="20"/>
+          <w:szCs w:val="20"/>
+        </w:rPr>
+        <w:t>1</w:t>
+      </w:r>
+      <w:r>
+        <w:rPr>
+          <w:rFonts w:ascii="Arial" w:hAnsi="Arial" w:cs="Arial"/>
+          <w:sz w:val="20"/>
+          <w:szCs w:val="20"/>
+        </w:rPr>
+        <w:t xml:space="preserve"> utilizan la </w:t>
+      </w:r>
+      <w:r>
+        <w:rPr>
+          <w:rFonts w:ascii="Arial" w:hAnsi="Arial" w:cs="Arial"/>
+          <w:b/>
+          <w:bCs/>
+          <w:sz w:val="20"/>
+          <w:szCs w:val="20"/>
+        </w:rPr>
+        <w:t>última dirección IP válida</w:t>
+      </w:r>
+      <w:r>
+        <w:rPr>
+          <w:rFonts w:ascii="Arial" w:hAnsi="Arial" w:cs="Arial"/>
+          <w:sz w:val="20"/>
+          <w:szCs w:val="20"/>
+        </w:rPr>
+        <w:t xml:space="preserve"> de la subred.</w:t>
+      </w:r>
+    </w:p>
+    <w:p>
+      <w:pPr>
+        <w:pStyle w:val="Textoindependiente"/>
         <w:tabs>
           <w:tab w:val="left" w:pos="581"/>
         </w:tabs>
@@ -4670,7 +4702,7 @@
           </w:tcPr>
           <w:p>
             <w:pPr>
-              <w:pStyle w:val="BodyText"/>
+              <w:pStyle w:val="Textoindependiente"/>
               <w:jc w:val="center"/>
               <w:rPr>
                 <w:rFonts w:ascii="Arial" w:hAnsi="Arial" w:cs="Arial"/>
@@ -4698,7 +4730,7 @@
           </w:tcPr>
           <w:p>
             <w:pPr>
-              <w:pStyle w:val="BodyText"/>
+              <w:pStyle w:val="Textoindependiente"/>
               <w:ind w:left="0"/>
               <w:jc w:val="center"/>
               <w:rPr>
@@ -4708,7 +4740,6 @@
                 <w:szCs w:val="20"/>
               </w:rPr>
             </w:pPr>
-            <w:proofErr w:type="gramStart"/>
             <w:r>
               <w:rPr>
                 <w:rFonts w:ascii="Arial" w:hAnsi="Arial" w:cs="Arial"/>
@@ -4718,7 +4749,6 @@
               </w:rPr>
               <w:t>Interface</w:t>
             </w:r>
-            <w:proofErr w:type="gramEnd"/>
           </w:p>
         </w:tc>
         <w:tc>
@@ -4729,7 +4759,7 @@
           </w:tcPr>
           <w:p>
             <w:pPr>
-              <w:pStyle w:val="BodyText"/>
+              <w:pStyle w:val="Textoindependiente"/>
               <w:ind w:left="0" w:hanging="815"/>
               <w:jc w:val="center"/>
               <w:rPr>
@@ -4767,7 +4797,7 @@
           </w:tcPr>
           <w:p>
             <w:pPr>
-              <w:pStyle w:val="BodyText"/>
+              <w:pStyle w:val="Textoindependiente"/>
               <w:ind w:left="0" w:hanging="536"/>
               <w:jc w:val="center"/>
               <w:rPr>
@@ -4807,21 +4837,19 @@
           <w:tcPr>
             <w:tcW w:w="1448" w:type="dxa"/>
             <w:vMerge w:val="restart"/>
-            <w:shd w:val="clear" w:color="auto" w:fill="auto"/>
-            <w:vAlign w:val="center"/>
-          </w:tcPr>
-          <w:p>
-            <w:pPr>
-              <w:pStyle w:val="BodyText"/>
-              <w:jc w:val="center"/>
-              <w:rPr>
-                <w:rFonts w:ascii="Arial" w:hAnsi="Arial" w:cs="Arial"/>
-                <w:b/>
-                <w:sz w:val="20"/>
-                <w:szCs w:val="20"/>
-              </w:rPr>
-            </w:pPr>
-            <w:proofErr w:type="spellStart"/>
+            <w:vAlign w:val="center"/>
+          </w:tcPr>
+          <w:p>
+            <w:pPr>
+              <w:pStyle w:val="Textoindependiente"/>
+              <w:jc w:val="center"/>
+              <w:rPr>
+                <w:rFonts w:ascii="Arial" w:hAnsi="Arial" w:cs="Arial"/>
+                <w:b/>
+                <w:sz w:val="20"/>
+                <w:szCs w:val="20"/>
+              </w:rPr>
+            </w:pPr>
             <w:r>
               <w:rPr>
                 <w:rFonts w:ascii="Arial" w:hAnsi="Arial" w:cs="Arial"/>
@@ -4838,17 +4866,7 @@
                 <w:sz w:val="20"/>
                 <w:szCs w:val="20"/>
               </w:rPr>
-              <w:t>outer</w:t>
-            </w:r>
-            <w:proofErr w:type="spellEnd"/>
-            <w:r>
-              <w:rPr>
-                <w:rFonts w:ascii="Arial" w:hAnsi="Arial" w:cs="Arial"/>
-                <w:b/>
-                <w:sz w:val="20"/>
-                <w:szCs w:val="20"/>
-              </w:rPr>
-              <w:t xml:space="preserve"> </w:t>
+              <w:t xml:space="preserve">outer </w:t>
             </w:r>
             <w:r>
               <w:rPr>
@@ -4864,12 +4882,11 @@
         <w:tc>
           <w:tcPr>
             <w:tcW w:w="1666" w:type="dxa"/>
-            <w:shd w:val="clear" w:color="auto" w:fill="auto"/>
-            <w:vAlign w:val="center"/>
-          </w:tcPr>
-          <w:p>
-            <w:pPr>
-              <w:pStyle w:val="BodyText"/>
+            <w:vAlign w:val="center"/>
+          </w:tcPr>
+          <w:p>
+            <w:pPr>
+              <w:pStyle w:val="Textoindependiente"/>
               <w:jc w:val="center"/>
               <w:rPr>
                 <w:rFonts w:ascii="Arial" w:hAnsi="Arial" w:cs="Arial"/>
@@ -4901,7 +4918,6 @@
         <w:tc>
           <w:tcPr>
             <w:tcW w:w="2950" w:type="dxa"/>
-            <w:shd w:val="clear" w:color="auto" w:fill="auto"/>
             <w:vAlign w:val="center"/>
           </w:tcPr>
           <w:p>
@@ -4917,12 +4933,11 @@
           <w:tcPr>
             <w:tcW w:w="4117" w:type="dxa"/>
             <w:gridSpan w:val="2"/>
-            <w:shd w:val="clear" w:color="auto" w:fill="auto"/>
-            <w:vAlign w:val="center"/>
-          </w:tcPr>
-          <w:p>
-            <w:pPr>
-              <w:pStyle w:val="BodyText"/>
+            <w:vAlign w:val="center"/>
+          </w:tcPr>
+          <w:p>
+            <w:pPr>
+              <w:pStyle w:val="Textoindependiente"/>
               <w:jc w:val="center"/>
               <w:rPr>
                 <w:rFonts w:ascii="Arial" w:hAnsi="Arial" w:cs="Arial"/>
@@ -4942,12 +4957,11 @@
           <w:tcPr>
             <w:tcW w:w="1448" w:type="dxa"/>
             <w:vMerge/>
-            <w:shd w:val="clear" w:color="auto" w:fill="auto"/>
-            <w:vAlign w:val="center"/>
-          </w:tcPr>
-          <w:p>
-            <w:pPr>
-              <w:pStyle w:val="BodyText"/>
+            <w:vAlign w:val="center"/>
+          </w:tcPr>
+          <w:p>
+            <w:pPr>
+              <w:pStyle w:val="Textoindependiente"/>
               <w:jc w:val="center"/>
               <w:rPr>
                 <w:rFonts w:ascii="Arial" w:hAnsi="Arial" w:cs="Arial"/>
@@ -4961,12 +4975,11 @@
         <w:tc>
           <w:tcPr>
             <w:tcW w:w="1666" w:type="dxa"/>
-            <w:shd w:val="clear" w:color="auto" w:fill="auto"/>
-            <w:vAlign w:val="center"/>
-          </w:tcPr>
-          <w:p>
-            <w:pPr>
-              <w:pStyle w:val="BodyText"/>
+            <w:vAlign w:val="center"/>
+          </w:tcPr>
+          <w:p>
+            <w:pPr>
+              <w:pStyle w:val="Textoindependiente"/>
               <w:jc w:val="center"/>
               <w:rPr>
                 <w:rFonts w:ascii="Arial" w:hAnsi="Arial" w:cs="Arial"/>
@@ -4989,12 +5002,11 @@
         <w:tc>
           <w:tcPr>
             <w:tcW w:w="2950" w:type="dxa"/>
-            <w:shd w:val="clear" w:color="auto" w:fill="auto"/>
-            <w:vAlign w:val="center"/>
-          </w:tcPr>
-          <w:p>
-            <w:pPr>
-              <w:pStyle w:val="BodyText"/>
+            <w:vAlign w:val="center"/>
+          </w:tcPr>
+          <w:p>
+            <w:pPr>
+              <w:pStyle w:val="Textoindependiente"/>
               <w:jc w:val="center"/>
               <w:rPr>
                 <w:rFonts w:ascii="Arial" w:hAnsi="Arial" w:cs="Arial"/>
@@ -5008,12 +5020,11 @@
           <w:tcPr>
             <w:tcW w:w="4117" w:type="dxa"/>
             <w:gridSpan w:val="2"/>
-            <w:shd w:val="clear" w:color="auto" w:fill="auto"/>
-            <w:vAlign w:val="center"/>
-          </w:tcPr>
-          <w:p>
-            <w:pPr>
-              <w:pStyle w:val="BodyText"/>
+            <w:vAlign w:val="center"/>
+          </w:tcPr>
+          <w:p>
+            <w:pPr>
+              <w:pStyle w:val="Textoindependiente"/>
               <w:jc w:val="center"/>
               <w:rPr>
                 <w:rFonts w:ascii="Arial" w:hAnsi="Arial" w:cs="Arial"/>
@@ -5033,21 +5044,19 @@
           <w:tcPr>
             <w:tcW w:w="1448" w:type="dxa"/>
             <w:vMerge w:val="restart"/>
-            <w:shd w:val="clear" w:color="auto" w:fill="auto"/>
-            <w:vAlign w:val="center"/>
-          </w:tcPr>
-          <w:p>
-            <w:pPr>
-              <w:pStyle w:val="BodyText"/>
-              <w:jc w:val="center"/>
-              <w:rPr>
-                <w:rFonts w:ascii="Arial" w:hAnsi="Arial" w:cs="Arial"/>
-                <w:b/>
-                <w:sz w:val="20"/>
-                <w:szCs w:val="20"/>
-              </w:rPr>
-            </w:pPr>
-            <w:proofErr w:type="spellStart"/>
+            <w:vAlign w:val="center"/>
+          </w:tcPr>
+          <w:p>
+            <w:pPr>
+              <w:pStyle w:val="Textoindependiente"/>
+              <w:jc w:val="center"/>
+              <w:rPr>
+                <w:rFonts w:ascii="Arial" w:hAnsi="Arial" w:cs="Arial"/>
+                <w:b/>
+                <w:sz w:val="20"/>
+                <w:szCs w:val="20"/>
+              </w:rPr>
+            </w:pPr>
             <w:r>
               <w:rPr>
                 <w:rFonts w:ascii="Arial" w:hAnsi="Arial" w:cs="Arial"/>
@@ -5064,17 +5073,7 @@
                 <w:sz w:val="20"/>
                 <w:szCs w:val="20"/>
               </w:rPr>
-              <w:t>outer</w:t>
-            </w:r>
-            <w:proofErr w:type="spellEnd"/>
-            <w:r>
-              <w:rPr>
-                <w:rFonts w:ascii="Arial" w:hAnsi="Arial" w:cs="Arial"/>
-                <w:b/>
-                <w:sz w:val="20"/>
-                <w:szCs w:val="20"/>
-              </w:rPr>
-              <w:t xml:space="preserve"> </w:t>
+              <w:t xml:space="preserve">outer </w:t>
             </w:r>
             <w:r>
               <w:rPr>
@@ -5090,12 +5089,11 @@
         <w:tc>
           <w:tcPr>
             <w:tcW w:w="1666" w:type="dxa"/>
-            <w:shd w:val="clear" w:color="auto" w:fill="auto"/>
-            <w:vAlign w:val="center"/>
-          </w:tcPr>
-          <w:p>
-            <w:pPr>
-              <w:pStyle w:val="BodyText"/>
+            <w:vAlign w:val="center"/>
+          </w:tcPr>
+          <w:p>
+            <w:pPr>
+              <w:pStyle w:val="Textoindependiente"/>
               <w:jc w:val="center"/>
               <w:rPr>
                 <w:rFonts w:ascii="Arial" w:hAnsi="Arial" w:cs="Arial"/>
@@ -5127,12 +5125,11 @@
         <w:tc>
           <w:tcPr>
             <w:tcW w:w="2950" w:type="dxa"/>
-            <w:shd w:val="clear" w:color="auto" w:fill="auto"/>
-            <w:vAlign w:val="center"/>
-          </w:tcPr>
-          <w:p>
-            <w:pPr>
-              <w:pStyle w:val="BodyText"/>
+            <w:vAlign w:val="center"/>
+          </w:tcPr>
+          <w:p>
+            <w:pPr>
+              <w:pStyle w:val="Textoindependiente"/>
               <w:jc w:val="center"/>
               <w:rPr>
                 <w:rFonts w:ascii="Arial" w:hAnsi="Arial" w:cs="Arial"/>
@@ -5146,12 +5143,11 @@
           <w:tcPr>
             <w:tcW w:w="4117" w:type="dxa"/>
             <w:gridSpan w:val="2"/>
-            <w:shd w:val="clear" w:color="auto" w:fill="auto"/>
-            <w:vAlign w:val="center"/>
-          </w:tcPr>
-          <w:p>
-            <w:pPr>
-              <w:pStyle w:val="BodyText"/>
+            <w:vAlign w:val="center"/>
+          </w:tcPr>
+          <w:p>
+            <w:pPr>
+              <w:pStyle w:val="Textoindependiente"/>
               <w:jc w:val="center"/>
               <w:rPr>
                 <w:rFonts w:ascii="Arial" w:hAnsi="Arial" w:cs="Arial"/>
@@ -5171,12 +5167,11 @@
           <w:tcPr>
             <w:tcW w:w="1448" w:type="dxa"/>
             <w:vMerge/>
-            <w:shd w:val="clear" w:color="auto" w:fill="auto"/>
-            <w:vAlign w:val="center"/>
-          </w:tcPr>
-          <w:p>
-            <w:pPr>
-              <w:pStyle w:val="BodyText"/>
+            <w:vAlign w:val="center"/>
+          </w:tcPr>
+          <w:p>
+            <w:pPr>
+              <w:pStyle w:val="Textoindependiente"/>
               <w:jc w:val="center"/>
               <w:rPr>
                 <w:rFonts w:ascii="Arial" w:hAnsi="Arial" w:cs="Arial"/>
@@ -5190,12 +5185,11 @@
         <w:tc>
           <w:tcPr>
             <w:tcW w:w="1666" w:type="dxa"/>
-            <w:shd w:val="clear" w:color="auto" w:fill="auto"/>
-            <w:vAlign w:val="center"/>
-          </w:tcPr>
-          <w:p>
-            <w:pPr>
-              <w:pStyle w:val="BodyText"/>
+            <w:vAlign w:val="center"/>
+          </w:tcPr>
+          <w:p>
+            <w:pPr>
+              <w:pStyle w:val="Textoindependiente"/>
               <w:jc w:val="center"/>
               <w:rPr>
                 <w:rFonts w:ascii="Arial" w:hAnsi="Arial" w:cs="Arial"/>
@@ -5227,12 +5221,11 @@
         <w:tc>
           <w:tcPr>
             <w:tcW w:w="2950" w:type="dxa"/>
-            <w:shd w:val="clear" w:color="auto" w:fill="auto"/>
-            <w:vAlign w:val="center"/>
-          </w:tcPr>
-          <w:p>
-            <w:pPr>
-              <w:pStyle w:val="BodyText"/>
+            <w:vAlign w:val="center"/>
+          </w:tcPr>
+          <w:p>
+            <w:pPr>
+              <w:pStyle w:val="Textoindependiente"/>
               <w:jc w:val="center"/>
               <w:rPr>
                 <w:rFonts w:ascii="Arial" w:hAnsi="Arial" w:cs="Arial"/>
@@ -5246,12 +5239,11 @@
           <w:tcPr>
             <w:tcW w:w="4117" w:type="dxa"/>
             <w:gridSpan w:val="2"/>
-            <w:shd w:val="clear" w:color="auto" w:fill="auto"/>
-            <w:vAlign w:val="center"/>
-          </w:tcPr>
-          <w:p>
-            <w:pPr>
-              <w:pStyle w:val="BodyText"/>
+            <w:vAlign w:val="center"/>
+          </w:tcPr>
+          <w:p>
+            <w:pPr>
+              <w:pStyle w:val="Textoindependiente"/>
               <w:jc w:val="center"/>
               <w:rPr>
                 <w:rFonts w:ascii="Arial" w:hAnsi="Arial" w:cs="Arial"/>
@@ -5271,12 +5263,11 @@
           <w:tcPr>
             <w:tcW w:w="1448" w:type="dxa"/>
             <w:vMerge/>
-            <w:shd w:val="clear" w:color="auto" w:fill="auto"/>
-            <w:vAlign w:val="center"/>
-          </w:tcPr>
-          <w:p>
-            <w:pPr>
-              <w:pStyle w:val="BodyText"/>
+            <w:vAlign w:val="center"/>
+          </w:tcPr>
+          <w:p>
+            <w:pPr>
+              <w:pStyle w:val="Textoindependiente"/>
               <w:jc w:val="center"/>
               <w:rPr>
                 <w:rFonts w:ascii="Arial" w:hAnsi="Arial" w:cs="Arial"/>
@@ -5290,12 +5281,11 @@
         <w:tc>
           <w:tcPr>
             <w:tcW w:w="1666" w:type="dxa"/>
-            <w:shd w:val="clear" w:color="auto" w:fill="auto"/>
-            <w:vAlign w:val="center"/>
-          </w:tcPr>
-          <w:p>
-            <w:pPr>
-              <w:pStyle w:val="BodyText"/>
+            <w:vAlign w:val="center"/>
+          </w:tcPr>
+          <w:p>
+            <w:pPr>
+              <w:pStyle w:val="Textoindependiente"/>
               <w:jc w:val="center"/>
               <w:rPr>
                 <w:rFonts w:ascii="Arial" w:hAnsi="Arial" w:cs="Arial"/>
@@ -5318,12 +5308,11 @@
         <w:tc>
           <w:tcPr>
             <w:tcW w:w="2950" w:type="dxa"/>
-            <w:shd w:val="clear" w:color="auto" w:fill="auto"/>
-            <w:vAlign w:val="center"/>
-          </w:tcPr>
-          <w:p>
-            <w:pPr>
-              <w:pStyle w:val="BodyText"/>
+            <w:vAlign w:val="center"/>
+          </w:tcPr>
+          <w:p>
+            <w:pPr>
+              <w:pStyle w:val="Textoindependiente"/>
               <w:jc w:val="center"/>
               <w:rPr>
                 <w:rFonts w:ascii="Arial" w:hAnsi="Arial" w:cs="Arial"/>
@@ -5337,12 +5326,11 @@
           <w:tcPr>
             <w:tcW w:w="4117" w:type="dxa"/>
             <w:gridSpan w:val="2"/>
-            <w:shd w:val="clear" w:color="auto" w:fill="auto"/>
-            <w:vAlign w:val="center"/>
-          </w:tcPr>
-          <w:p>
-            <w:pPr>
-              <w:pStyle w:val="BodyText"/>
+            <w:vAlign w:val="center"/>
+          </w:tcPr>
+          <w:p>
+            <w:pPr>
+              <w:pStyle w:val="Textoindependiente"/>
               <w:jc w:val="center"/>
               <w:rPr>
                 <w:rFonts w:ascii="Arial" w:hAnsi="Arial" w:cs="Arial"/>
@@ -5362,12 +5350,11 @@
           <w:tcPr>
             <w:tcW w:w="1448" w:type="dxa"/>
             <w:vMerge/>
-            <w:shd w:val="clear" w:color="auto" w:fill="auto"/>
-            <w:vAlign w:val="center"/>
-          </w:tcPr>
-          <w:p>
-            <w:pPr>
-              <w:pStyle w:val="BodyText"/>
+            <w:vAlign w:val="center"/>
+          </w:tcPr>
+          <w:p>
+            <w:pPr>
+              <w:pStyle w:val="Textoindependiente"/>
               <w:jc w:val="center"/>
               <w:rPr>
                 <w:rFonts w:ascii="Arial" w:hAnsi="Arial" w:cs="Arial"/>
@@ -5381,12 +5368,11 @@
         <w:tc>
           <w:tcPr>
             <w:tcW w:w="1666" w:type="dxa"/>
-            <w:shd w:val="clear" w:color="auto" w:fill="auto"/>
-            <w:vAlign w:val="center"/>
-          </w:tcPr>
-          <w:p>
-            <w:pPr>
-              <w:pStyle w:val="BodyText"/>
+            <w:vAlign w:val="center"/>
+          </w:tcPr>
+          <w:p>
+            <w:pPr>
+              <w:pStyle w:val="Textoindependiente"/>
               <w:jc w:val="center"/>
               <w:rPr>
                 <w:rFonts w:ascii="Arial" w:hAnsi="Arial" w:cs="Arial"/>
@@ -5409,12 +5395,11 @@
         <w:tc>
           <w:tcPr>
             <w:tcW w:w="2950" w:type="dxa"/>
-            <w:shd w:val="clear" w:color="auto" w:fill="auto"/>
-            <w:vAlign w:val="center"/>
-          </w:tcPr>
-          <w:p>
-            <w:pPr>
-              <w:pStyle w:val="BodyText"/>
+            <w:vAlign w:val="center"/>
+          </w:tcPr>
+          <w:p>
+            <w:pPr>
+              <w:pStyle w:val="Textoindependiente"/>
               <w:jc w:val="center"/>
               <w:rPr>
                 <w:rFonts w:ascii="Arial" w:hAnsi="Arial" w:cs="Arial"/>
@@ -5428,12 +5413,11 @@
           <w:tcPr>
             <w:tcW w:w="4117" w:type="dxa"/>
             <w:gridSpan w:val="2"/>
-            <w:shd w:val="clear" w:color="auto" w:fill="auto"/>
-            <w:vAlign w:val="center"/>
-          </w:tcPr>
-          <w:p>
-            <w:pPr>
-              <w:pStyle w:val="BodyText"/>
+            <w:vAlign w:val="center"/>
+          </w:tcPr>
+          <w:p>
+            <w:pPr>
+              <w:pStyle w:val="Textoindependiente"/>
               <w:jc w:val="center"/>
               <w:rPr>
                 <w:rFonts w:ascii="Arial" w:hAnsi="Arial" w:cs="Arial"/>
@@ -5453,21 +5437,19 @@
           <w:tcPr>
             <w:tcW w:w="1448" w:type="dxa"/>
             <w:vMerge w:val="restart"/>
-            <w:shd w:val="clear" w:color="auto" w:fill="auto"/>
-            <w:vAlign w:val="center"/>
-          </w:tcPr>
-          <w:p>
-            <w:pPr>
-              <w:pStyle w:val="BodyText"/>
-              <w:jc w:val="center"/>
-              <w:rPr>
-                <w:rFonts w:ascii="Arial" w:hAnsi="Arial" w:cs="Arial"/>
-                <w:b/>
-                <w:sz w:val="20"/>
-                <w:szCs w:val="20"/>
-              </w:rPr>
-            </w:pPr>
-            <w:proofErr w:type="spellStart"/>
+            <w:vAlign w:val="center"/>
+          </w:tcPr>
+          <w:p>
+            <w:pPr>
+              <w:pStyle w:val="Textoindependiente"/>
+              <w:jc w:val="center"/>
+              <w:rPr>
+                <w:rFonts w:ascii="Arial" w:hAnsi="Arial" w:cs="Arial"/>
+                <w:b/>
+                <w:sz w:val="20"/>
+                <w:szCs w:val="20"/>
+              </w:rPr>
+            </w:pPr>
             <w:r>
               <w:rPr>
                 <w:rFonts w:ascii="Arial" w:hAnsi="Arial" w:cs="Arial"/>
@@ -5484,17 +5466,7 @@
                 <w:sz w:val="20"/>
                 <w:szCs w:val="20"/>
               </w:rPr>
-              <w:t>outer</w:t>
-            </w:r>
-            <w:proofErr w:type="spellEnd"/>
-            <w:r>
-              <w:rPr>
-                <w:rFonts w:ascii="Arial" w:hAnsi="Arial" w:cs="Arial"/>
-                <w:b/>
-                <w:sz w:val="20"/>
-                <w:szCs w:val="20"/>
-              </w:rPr>
-              <w:t xml:space="preserve"> </w:t>
+              <w:t xml:space="preserve">outer </w:t>
             </w:r>
             <w:r>
               <w:rPr>
@@ -5510,12 +5482,11 @@
         <w:tc>
           <w:tcPr>
             <w:tcW w:w="1666" w:type="dxa"/>
-            <w:shd w:val="clear" w:color="auto" w:fill="auto"/>
-            <w:vAlign w:val="center"/>
-          </w:tcPr>
-          <w:p>
-            <w:pPr>
-              <w:pStyle w:val="BodyText"/>
+            <w:vAlign w:val="center"/>
+          </w:tcPr>
+          <w:p>
+            <w:pPr>
+              <w:pStyle w:val="Textoindependiente"/>
               <w:jc w:val="center"/>
               <w:rPr>
                 <w:rFonts w:ascii="Arial" w:hAnsi="Arial" w:cs="Arial"/>
@@ -5556,12 +5527,11 @@
         <w:tc>
           <w:tcPr>
             <w:tcW w:w="2950" w:type="dxa"/>
-            <w:shd w:val="clear" w:color="auto" w:fill="auto"/>
-            <w:vAlign w:val="center"/>
-          </w:tcPr>
-          <w:p>
-            <w:pPr>
-              <w:pStyle w:val="BodyText"/>
+            <w:vAlign w:val="center"/>
+          </w:tcPr>
+          <w:p>
+            <w:pPr>
+              <w:pStyle w:val="Textoindependiente"/>
               <w:jc w:val="center"/>
               <w:rPr>
                 <w:rFonts w:ascii="Arial" w:hAnsi="Arial" w:cs="Arial"/>
@@ -5575,12 +5545,11 @@
           <w:tcPr>
             <w:tcW w:w="4117" w:type="dxa"/>
             <w:gridSpan w:val="2"/>
-            <w:shd w:val="clear" w:color="auto" w:fill="auto"/>
-            <w:vAlign w:val="center"/>
-          </w:tcPr>
-          <w:p>
-            <w:pPr>
-              <w:pStyle w:val="BodyText"/>
+            <w:vAlign w:val="center"/>
+          </w:tcPr>
+          <w:p>
+            <w:pPr>
+              <w:pStyle w:val="Textoindependiente"/>
               <w:jc w:val="center"/>
               <w:rPr>
                 <w:rFonts w:ascii="Arial" w:hAnsi="Arial" w:cs="Arial"/>
@@ -5600,12 +5569,11 @@
           <w:tcPr>
             <w:tcW w:w="1448" w:type="dxa"/>
             <w:vMerge/>
-            <w:shd w:val="clear" w:color="auto" w:fill="auto"/>
-            <w:vAlign w:val="center"/>
-          </w:tcPr>
-          <w:p>
-            <w:pPr>
-              <w:pStyle w:val="BodyText"/>
+            <w:vAlign w:val="center"/>
+          </w:tcPr>
+          <w:p>
+            <w:pPr>
+              <w:pStyle w:val="Textoindependiente"/>
               <w:jc w:val="center"/>
               <w:rPr>
                 <w:rFonts w:ascii="Arial" w:hAnsi="Arial" w:cs="Arial"/>
@@ -5619,12 +5587,11 @@
         <w:tc>
           <w:tcPr>
             <w:tcW w:w="1666" w:type="dxa"/>
-            <w:shd w:val="clear" w:color="auto" w:fill="auto"/>
-            <w:vAlign w:val="center"/>
-          </w:tcPr>
-          <w:p>
-            <w:pPr>
-              <w:pStyle w:val="BodyText"/>
+            <w:vAlign w:val="center"/>
+          </w:tcPr>
+          <w:p>
+            <w:pPr>
+              <w:pStyle w:val="Textoindependiente"/>
               <w:jc w:val="center"/>
               <w:rPr>
                 <w:rFonts w:ascii="Arial" w:hAnsi="Arial" w:cs="Arial"/>
@@ -5647,12 +5614,11 @@
         <w:tc>
           <w:tcPr>
             <w:tcW w:w="2950" w:type="dxa"/>
-            <w:shd w:val="clear" w:color="auto" w:fill="auto"/>
-            <w:vAlign w:val="center"/>
-          </w:tcPr>
-          <w:p>
-            <w:pPr>
-              <w:pStyle w:val="BodyText"/>
+            <w:vAlign w:val="center"/>
+          </w:tcPr>
+          <w:p>
+            <w:pPr>
+              <w:pStyle w:val="Textoindependiente"/>
               <w:jc w:val="center"/>
               <w:rPr>
                 <w:rFonts w:ascii="Arial" w:hAnsi="Arial" w:cs="Arial"/>
@@ -5666,12 +5632,11 @@
           <w:tcPr>
             <w:tcW w:w="4117" w:type="dxa"/>
             <w:gridSpan w:val="2"/>
-            <w:shd w:val="clear" w:color="auto" w:fill="auto"/>
-            <w:vAlign w:val="center"/>
-          </w:tcPr>
-          <w:p>
-            <w:pPr>
-              <w:pStyle w:val="BodyText"/>
+            <w:vAlign w:val="center"/>
+          </w:tcPr>
+          <w:p>
+            <w:pPr>
+              <w:pStyle w:val="Textoindependiente"/>
               <w:jc w:val="center"/>
               <w:rPr>
                 <w:rFonts w:ascii="Arial" w:hAnsi="Arial" w:cs="Arial"/>
@@ -5691,12 +5656,11 @@
           <w:tcPr>
             <w:tcW w:w="1448" w:type="dxa"/>
             <w:vMerge/>
-            <w:shd w:val="clear" w:color="auto" w:fill="auto"/>
-            <w:vAlign w:val="center"/>
-          </w:tcPr>
-          <w:p>
-            <w:pPr>
-              <w:pStyle w:val="BodyText"/>
+            <w:vAlign w:val="center"/>
+          </w:tcPr>
+          <w:p>
+            <w:pPr>
+              <w:pStyle w:val="Textoindependiente"/>
               <w:jc w:val="center"/>
               <w:rPr>
                 <w:rFonts w:ascii="Arial" w:hAnsi="Arial" w:cs="Arial"/>
@@ -5710,12 +5674,11 @@
         <w:tc>
           <w:tcPr>
             <w:tcW w:w="1666" w:type="dxa"/>
-            <w:shd w:val="clear" w:color="auto" w:fill="auto"/>
-            <w:vAlign w:val="center"/>
-          </w:tcPr>
-          <w:p>
-            <w:pPr>
-              <w:pStyle w:val="BodyText"/>
+            <w:vAlign w:val="center"/>
+          </w:tcPr>
+          <w:p>
+            <w:pPr>
+              <w:pStyle w:val="Textoindependiente"/>
               <w:jc w:val="center"/>
               <w:rPr>
                 <w:rFonts w:ascii="Arial" w:hAnsi="Arial" w:cs="Arial"/>
@@ -5738,12 +5701,11 @@
         <w:tc>
           <w:tcPr>
             <w:tcW w:w="2950" w:type="dxa"/>
-            <w:shd w:val="clear" w:color="auto" w:fill="auto"/>
-            <w:vAlign w:val="center"/>
-          </w:tcPr>
-          <w:p>
-            <w:pPr>
-              <w:pStyle w:val="BodyText"/>
+            <w:vAlign w:val="center"/>
+          </w:tcPr>
+          <w:p>
+            <w:pPr>
+              <w:pStyle w:val="Textoindependiente"/>
               <w:jc w:val="center"/>
               <w:rPr>
                 <w:rFonts w:ascii="Arial" w:hAnsi="Arial" w:cs="Arial"/>
@@ -5757,12 +5719,11 @@
           <w:tcPr>
             <w:tcW w:w="4117" w:type="dxa"/>
             <w:gridSpan w:val="2"/>
-            <w:shd w:val="clear" w:color="auto" w:fill="auto"/>
-            <w:vAlign w:val="center"/>
-          </w:tcPr>
-          <w:p>
-            <w:pPr>
-              <w:pStyle w:val="BodyText"/>
+            <w:vAlign w:val="center"/>
+          </w:tcPr>
+          <w:p>
+            <w:pPr>
+              <w:pStyle w:val="Textoindependiente"/>
               <w:jc w:val="center"/>
               <w:rPr>
                 <w:rFonts w:ascii="Arial" w:hAnsi="Arial" w:cs="Arial"/>
@@ -5782,21 +5743,19 @@
           <w:tcPr>
             <w:tcW w:w="1448" w:type="dxa"/>
             <w:vMerge w:val="restart"/>
-            <w:shd w:val="clear" w:color="auto" w:fill="auto"/>
-            <w:vAlign w:val="center"/>
-          </w:tcPr>
-          <w:p>
-            <w:pPr>
-              <w:pStyle w:val="BodyText"/>
-              <w:jc w:val="center"/>
-              <w:rPr>
-                <w:rFonts w:ascii="Arial" w:hAnsi="Arial" w:cs="Arial"/>
-                <w:b/>
-                <w:sz w:val="20"/>
-                <w:szCs w:val="20"/>
-              </w:rPr>
-            </w:pPr>
-            <w:proofErr w:type="spellStart"/>
+            <w:vAlign w:val="center"/>
+          </w:tcPr>
+          <w:p>
+            <w:pPr>
+              <w:pStyle w:val="Textoindependiente"/>
+              <w:jc w:val="center"/>
+              <w:rPr>
+                <w:rFonts w:ascii="Arial" w:hAnsi="Arial" w:cs="Arial"/>
+                <w:b/>
+                <w:sz w:val="20"/>
+                <w:szCs w:val="20"/>
+              </w:rPr>
+            </w:pPr>
             <w:r>
               <w:rPr>
                 <w:rFonts w:ascii="Arial" w:hAnsi="Arial" w:cs="Arial"/>
@@ -5813,17 +5772,7 @@
                 <w:sz w:val="20"/>
                 <w:szCs w:val="20"/>
               </w:rPr>
-              <w:t>outer</w:t>
-            </w:r>
-            <w:proofErr w:type="spellEnd"/>
-            <w:r>
-              <w:rPr>
-                <w:rFonts w:ascii="Arial" w:hAnsi="Arial" w:cs="Arial"/>
-                <w:b/>
-                <w:sz w:val="20"/>
-                <w:szCs w:val="20"/>
-              </w:rPr>
-              <w:t xml:space="preserve"> </w:t>
+              <w:t xml:space="preserve">outer </w:t>
             </w:r>
             <w:r>
               <w:rPr>
@@ -5839,12 +5788,11 @@
         <w:tc>
           <w:tcPr>
             <w:tcW w:w="1666" w:type="dxa"/>
-            <w:shd w:val="clear" w:color="auto" w:fill="auto"/>
-            <w:vAlign w:val="center"/>
-          </w:tcPr>
-          <w:p>
-            <w:pPr>
-              <w:pStyle w:val="BodyText"/>
+            <w:vAlign w:val="center"/>
+          </w:tcPr>
+          <w:p>
+            <w:pPr>
+              <w:pStyle w:val="Textoindependiente"/>
               <w:jc w:val="center"/>
               <w:rPr>
                 <w:rFonts w:ascii="Arial" w:hAnsi="Arial" w:cs="Arial"/>
@@ -5876,12 +5824,11 @@
         <w:tc>
           <w:tcPr>
             <w:tcW w:w="2950" w:type="dxa"/>
-            <w:shd w:val="clear" w:color="auto" w:fill="auto"/>
-            <w:vAlign w:val="center"/>
-          </w:tcPr>
-          <w:p>
-            <w:pPr>
-              <w:pStyle w:val="BodyText"/>
+            <w:vAlign w:val="center"/>
+          </w:tcPr>
+          <w:p>
+            <w:pPr>
+              <w:pStyle w:val="Textoindependiente"/>
               <w:jc w:val="center"/>
               <w:rPr>
                 <w:rFonts w:ascii="Arial" w:hAnsi="Arial" w:cs="Arial"/>
@@ -5895,12 +5842,11 @@
           <w:tcPr>
             <w:tcW w:w="4117" w:type="dxa"/>
             <w:gridSpan w:val="2"/>
-            <w:shd w:val="clear" w:color="auto" w:fill="auto"/>
-            <w:vAlign w:val="center"/>
-          </w:tcPr>
-          <w:p>
-            <w:pPr>
-              <w:pStyle w:val="BodyText"/>
+            <w:vAlign w:val="center"/>
+          </w:tcPr>
+          <w:p>
+            <w:pPr>
+              <w:pStyle w:val="Textoindependiente"/>
               <w:jc w:val="center"/>
               <w:rPr>
                 <w:rFonts w:ascii="Arial" w:hAnsi="Arial" w:cs="Arial"/>
@@ -5920,12 +5866,11 @@
           <w:tcPr>
             <w:tcW w:w="1448" w:type="dxa"/>
             <w:vMerge/>
-            <w:shd w:val="clear" w:color="auto" w:fill="auto"/>
-            <w:vAlign w:val="center"/>
-          </w:tcPr>
-          <w:p>
-            <w:pPr>
-              <w:pStyle w:val="BodyText"/>
+            <w:vAlign w:val="center"/>
+          </w:tcPr>
+          <w:p>
+            <w:pPr>
+              <w:pStyle w:val="Textoindependiente"/>
               <w:jc w:val="center"/>
               <w:rPr>
                 <w:rFonts w:ascii="Arial" w:hAnsi="Arial" w:cs="Arial"/>
@@ -5939,12 +5884,11 @@
         <w:tc>
           <w:tcPr>
             <w:tcW w:w="1666" w:type="dxa"/>
-            <w:shd w:val="clear" w:color="auto" w:fill="auto"/>
-            <w:vAlign w:val="center"/>
-          </w:tcPr>
-          <w:p>
-            <w:pPr>
-              <w:pStyle w:val="BodyText"/>
+            <w:vAlign w:val="center"/>
+          </w:tcPr>
+          <w:p>
+            <w:pPr>
+              <w:pStyle w:val="Textoindependiente"/>
               <w:jc w:val="center"/>
               <w:rPr>
                 <w:rFonts w:ascii="Arial" w:hAnsi="Arial" w:cs="Arial"/>
@@ -5976,12 +5920,11 @@
         <w:tc>
           <w:tcPr>
             <w:tcW w:w="2950" w:type="dxa"/>
-            <w:shd w:val="clear" w:color="auto" w:fill="auto"/>
-            <w:vAlign w:val="center"/>
-          </w:tcPr>
-          <w:p>
-            <w:pPr>
-              <w:pStyle w:val="BodyText"/>
+            <w:vAlign w:val="center"/>
+          </w:tcPr>
+          <w:p>
+            <w:pPr>
+              <w:pStyle w:val="Textoindependiente"/>
               <w:jc w:val="center"/>
               <w:rPr>
                 <w:rFonts w:ascii="Arial" w:hAnsi="Arial" w:cs="Arial"/>
@@ -5995,12 +5938,11 @@
           <w:tcPr>
             <w:tcW w:w="4117" w:type="dxa"/>
             <w:gridSpan w:val="2"/>
-            <w:shd w:val="clear" w:color="auto" w:fill="auto"/>
-            <w:vAlign w:val="center"/>
-          </w:tcPr>
-          <w:p>
-            <w:pPr>
-              <w:pStyle w:val="BodyText"/>
+            <w:vAlign w:val="center"/>
+          </w:tcPr>
+          <w:p>
+            <w:pPr>
+              <w:pStyle w:val="Textoindependiente"/>
               <w:jc w:val="center"/>
               <w:rPr>
                 <w:rFonts w:ascii="Arial" w:hAnsi="Arial" w:cs="Arial"/>
@@ -6014,7 +5956,7 @@
     </w:tbl>
     <w:p>
       <w:pPr>
-        <w:pStyle w:val="BodyText"/>
+        <w:pStyle w:val="Textoindependiente"/>
         <w:tabs>
           <w:tab w:val="left" w:pos="581"/>
         </w:tabs>
@@ -6028,7 +5970,7 @@
       </w:pPr>
     </w:p>
     <w:sectPr>
-      <w:footerReference w:type="default" r:id="rId9"/>
+      <w:footerReference w:type="default" r:id="rId10"/>
       <w:pgSz w:w="12240" w:h="15840"/>
       <w:pgMar w:top="940" w:right="580" w:bottom="1140" w:left="500" w:header="0" w:footer="959" w:gutter="0"/>
       <w:cols w:space="720"/>
@@ -6038,7 +5980,7 @@
 </file>
 
 <file path=word/endnotes.xml><?xml version="1.0" encoding="utf-8"?>
-<w:endnotes xmlns:wpc="http://schemas.microsoft.com/office/word/2010/wordprocessingCanvas" xmlns:cx="http://schemas.microsoft.com/office/drawing/2014/chartex" xmlns:cx1="http://schemas.microsoft.com/office/drawing/2015/9/8/chartex" xmlns:cx2="http://schemas.microsoft.com/office/drawing/2015/10/21/chartex" xmlns:cx3="http://schemas.microsoft.com/office/drawing/2016/5/9/chartex" xmlns:cx4="http://schemas.microsoft.com/office/drawing/2016/5/10/chartex" xmlns:cx5="http://schemas.microsoft.com/office/drawing/2016/5/11/chartex" xmlns:cx6="http://schemas.microsoft.com/office/drawing/2016/5/12/chartex" xmlns:cx7="http://schemas.microsoft.com/office/drawing/2016/5/13/chartex" xmlns:cx8="http://schemas.microsoft.com/office/drawing/2016/5/14/chartex" xmlns:mc="http://schemas.openxmlformats.org/markup-compatibility/2006" xmlns:aink="http://schemas.microsoft.com/office/drawing/2016/ink" xmlns:am3d="http://schemas.microsoft.com/office/drawing/2017/model3d" xmlns:o="urn:schemas-microsoft-com:office:office" xmlns:oel="http://schemas.microsoft.com/office/2019/extlst" xmlns:r="http://schemas.openxmlformats.org/officeDocument/2006/relationships" xmlns:m="http://schemas.openxmlformats.org/officeDocument/2006/math" xmlns:v="urn:schemas-microsoft-com:vml" xmlns:wp14="http://schemas.microsoft.com/office/word/2010/wordprocessingDrawing" xmlns:wp="http://schemas.openxmlformats.org/drawingml/2006/wordprocessingDrawing" xmlns:w10="urn:schemas-microsoft-com:office:word" xmlns:w="http://schemas.openxmlformats.org/wordprocessingml/2006/main" xmlns:w14="http://schemas.microsoft.com/office/word/2010/wordml" xmlns:w15="http://schemas.microsoft.com/office/word/2012/wordml" xmlns:w16cex="http://schemas.microsoft.com/office/word/2018/wordml/cex" xmlns:w16cid="http://schemas.microsoft.com/office/word/2016/wordml/cid" xmlns:w16="http://schemas.microsoft.com/office/word/2018/wordml" xmlns:w16sdtdh="http://schemas.microsoft.com/office/word/2020/wordml/sdtdatahash" xmlns:w16se="http://schemas.microsoft.com/office/word/2015/wordml/symex" xmlns:wpg="http://schemas.microsoft.com/office/word/2010/wordprocessingGroup" xmlns:wpi="http://schemas.microsoft.com/office/word/2010/wordprocessingInk" xmlns:wne="http://schemas.microsoft.com/office/word/2006/wordml" xmlns:wps="http://schemas.microsoft.com/office/word/2010/wordprocessingShape" mc:Ignorable="w14 w15 w16se w16cid w16 w16cex w16sdtdh wp14">
+<w:endnotes xmlns:wpc="http://schemas.microsoft.com/office/word/2010/wordprocessingCanvas" xmlns:cx="http://schemas.microsoft.com/office/drawing/2014/chartex" xmlns:cx1="http://schemas.microsoft.com/office/drawing/2015/9/8/chartex" xmlns:cx2="http://schemas.microsoft.com/office/drawing/2015/10/21/chartex" xmlns:cx3="http://schemas.microsoft.com/office/drawing/2016/5/9/chartex" xmlns:cx4="http://schemas.microsoft.com/office/drawing/2016/5/10/chartex" xmlns:cx5="http://schemas.microsoft.com/office/drawing/2016/5/11/chartex" xmlns:cx6="http://schemas.microsoft.com/office/drawing/2016/5/12/chartex" xmlns:cx7="http://schemas.microsoft.com/office/drawing/2016/5/13/chartex" xmlns:cx8="http://schemas.microsoft.com/office/drawing/2016/5/14/chartex" xmlns:mc="http://schemas.openxmlformats.org/markup-compatibility/2006" xmlns:aink="http://schemas.microsoft.com/office/drawing/2016/ink" xmlns:am3d="http://schemas.microsoft.com/office/drawing/2017/model3d" xmlns:o="urn:schemas-microsoft-com:office:office" xmlns:oel="http://schemas.microsoft.com/office/2019/extlst" xmlns:r="http://schemas.openxmlformats.org/officeDocument/2006/relationships" xmlns:m="http://schemas.openxmlformats.org/officeDocument/2006/math" xmlns:v="urn:schemas-microsoft-com:vml" xmlns:wp14="http://schemas.microsoft.com/office/word/2010/wordprocessingDrawing" xmlns:wp="http://schemas.openxmlformats.org/drawingml/2006/wordprocessingDrawing" xmlns:w10="urn:schemas-microsoft-com:office:word" xmlns:w="http://schemas.openxmlformats.org/wordprocessingml/2006/main" xmlns:w14="http://schemas.microsoft.com/office/word/2010/wordml" xmlns:w15="http://schemas.microsoft.com/office/word/2012/wordml" xmlns:w16cex="http://schemas.microsoft.com/office/word/2018/wordml/cex" xmlns:w16cid="http://schemas.microsoft.com/office/word/2016/wordml/cid" xmlns:w16="http://schemas.microsoft.com/office/word/2018/wordml" xmlns:w16du="http://schemas.microsoft.com/office/word/2023/wordml/word16du" xmlns:w16sdtdh="http://schemas.microsoft.com/office/word/2020/wordml/sdtdatahash" xmlns:w16sdtfl="http://schemas.microsoft.com/office/word/2024/wordml/sdtformatlock" xmlns:w16se="http://schemas.microsoft.com/office/word/2015/wordml/symex" xmlns:wpg="http://schemas.microsoft.com/office/word/2010/wordprocessingGroup" xmlns:wpi="http://schemas.microsoft.com/office/word/2010/wordprocessingInk" xmlns:wne="http://schemas.microsoft.com/office/word/2006/wordml" xmlns:wps="http://schemas.microsoft.com/office/word/2010/wordprocessingShape" mc:Ignorable="w14 w15 w16se w16cid w16 w16cex w16sdtdh w16sdtfl w16du wp14">
   <w:endnote w:type="separator" w:id="-1">
     <w:p>
       <w:r>
@@ -6057,7 +5999,7 @@
 </file>
 
 <file path=word/footer1.xml><?xml version="1.0" encoding="utf-8"?>
-<w:ftr xmlns:wpc="http://schemas.microsoft.com/office/word/2010/wordprocessingCanvas" xmlns:cx="http://schemas.microsoft.com/office/drawing/2014/chartex" xmlns:cx1="http://schemas.microsoft.com/office/drawing/2015/9/8/chartex" xmlns:cx2="http://schemas.microsoft.com/office/drawing/2015/10/21/chartex" xmlns:cx3="http://schemas.microsoft.com/office/drawing/2016/5/9/chartex" xmlns:cx4="http://schemas.microsoft.com/office/drawing/2016/5/10/chartex" xmlns:cx5="http://schemas.microsoft.com/office/drawing/2016/5/11/chartex" xmlns:cx6="http://schemas.microsoft.com/office/drawing/2016/5/12/chartex" xmlns:cx7="http://schemas.microsoft.com/office/drawing/2016/5/13/chartex" xmlns:cx8="http://schemas.microsoft.com/office/drawing/2016/5/14/chartex" xmlns:mc="http://schemas.openxmlformats.org/markup-compatibility/2006" xmlns:aink="http://schemas.microsoft.com/office/drawing/2016/ink" xmlns:am3d="http://schemas.microsoft.com/office/drawing/2017/model3d" xmlns:o="urn:schemas-microsoft-com:office:office" xmlns:oel="http://schemas.microsoft.com/office/2019/extlst" xmlns:r="http://schemas.openxmlformats.org/officeDocument/2006/relationships" xmlns:m="http://schemas.openxmlformats.org/officeDocument/2006/math" xmlns:v="urn:schemas-microsoft-com:vml" xmlns:wp14="http://schemas.microsoft.com/office/word/2010/wordprocessingDrawing" xmlns:wp="http://schemas.openxmlformats.org/drawingml/2006/wordprocessingDrawing" xmlns:w10="urn:schemas-microsoft-com:office:word" xmlns:w="http://schemas.openxmlformats.org/wordprocessingml/2006/main" xmlns:w14="http://schemas.microsoft.com/office/word/2010/wordml" xmlns:w15="http://schemas.microsoft.com/office/word/2012/wordml" xmlns:w16cex="http://schemas.microsoft.com/office/word/2018/wordml/cex" xmlns:w16cid="http://schemas.microsoft.com/office/word/2016/wordml/cid" xmlns:w16="http://schemas.microsoft.com/office/word/2018/wordml" xmlns:w16sdtdh="http://schemas.microsoft.com/office/word/2020/wordml/sdtdatahash" xmlns:w16se="http://schemas.microsoft.com/office/word/2015/wordml/symex" xmlns:wpg="http://schemas.microsoft.com/office/word/2010/wordprocessingGroup" xmlns:wpi="http://schemas.microsoft.com/office/word/2010/wordprocessingInk" xmlns:wne="http://schemas.microsoft.com/office/word/2006/wordml" xmlns:wps="http://schemas.microsoft.com/office/word/2010/wordprocessingShape" mc:Ignorable="w14 w15 w16se w16cid w16 w16cex w16sdtdh wp14">
+<w:ftr xmlns:wpc="http://schemas.microsoft.com/office/word/2010/wordprocessingCanvas" xmlns:cx="http://schemas.microsoft.com/office/drawing/2014/chartex" xmlns:cx1="http://schemas.microsoft.com/office/drawing/2015/9/8/chartex" xmlns:cx2="http://schemas.microsoft.com/office/drawing/2015/10/21/chartex" xmlns:cx3="http://schemas.microsoft.com/office/drawing/2016/5/9/chartex" xmlns:cx4="http://schemas.microsoft.com/office/drawing/2016/5/10/chartex" xmlns:cx5="http://schemas.microsoft.com/office/drawing/2016/5/11/chartex" xmlns:cx6="http://schemas.microsoft.com/office/drawing/2016/5/12/chartex" xmlns:cx7="http://schemas.microsoft.com/office/drawing/2016/5/13/chartex" xmlns:cx8="http://schemas.microsoft.com/office/drawing/2016/5/14/chartex" xmlns:mc="http://schemas.openxmlformats.org/markup-compatibility/2006" xmlns:aink="http://schemas.microsoft.com/office/drawing/2016/ink" xmlns:am3d="http://schemas.microsoft.com/office/drawing/2017/model3d" xmlns:o="urn:schemas-microsoft-com:office:office" xmlns:oel="http://schemas.microsoft.com/office/2019/extlst" xmlns:r="http://schemas.openxmlformats.org/officeDocument/2006/relationships" xmlns:m="http://schemas.openxmlformats.org/officeDocument/2006/math" xmlns:v="urn:schemas-microsoft-com:vml" xmlns:wp14="http://schemas.microsoft.com/office/word/2010/wordprocessingDrawing" xmlns:wp="http://schemas.openxmlformats.org/drawingml/2006/wordprocessingDrawing" xmlns:w10="urn:schemas-microsoft-com:office:word" xmlns:w="http://schemas.openxmlformats.org/wordprocessingml/2006/main" xmlns:w14="http://schemas.microsoft.com/office/word/2010/wordml" xmlns:w15="http://schemas.microsoft.com/office/word/2012/wordml" xmlns:w16cex="http://schemas.microsoft.com/office/word/2018/wordml/cex" xmlns:w16cid="http://schemas.microsoft.com/office/word/2016/wordml/cid" xmlns:w16="http://schemas.microsoft.com/office/word/2018/wordml" xmlns:w16du="http://schemas.microsoft.com/office/word/2023/wordml/word16du" xmlns:w16sdtdh="http://schemas.microsoft.com/office/word/2020/wordml/sdtdatahash" xmlns:w16sdtfl="http://schemas.microsoft.com/office/word/2024/wordml/sdtformatlock" xmlns:w16se="http://schemas.microsoft.com/office/word/2015/wordml/symex" xmlns:wpg="http://schemas.microsoft.com/office/word/2010/wordprocessingGroup" xmlns:wpi="http://schemas.microsoft.com/office/word/2010/wordprocessingInk" xmlns:wne="http://schemas.microsoft.com/office/word/2006/wordml" xmlns:wps="http://schemas.microsoft.com/office/word/2010/wordprocessingShape" mc:Ignorable="w14 w15 w16se w16cid w16 w16cex w16sdtdh w16sdtfl w16du wp14">
   <w:p>
     <w:pPr>
       <w:spacing w:line="14" w:lineRule="auto"/>
@@ -6071,7 +6013,7 @@
 </file>
 
 <file path=word/footnotes.xml><?xml version="1.0" encoding="utf-8"?>
-<w:footnotes xmlns:wpc="http://schemas.microsoft.com/office/word/2010/wordprocessingCanvas" xmlns:cx="http://schemas.microsoft.com/office/drawing/2014/chartex" xmlns:cx1="http://schemas.microsoft.com/office/drawing/2015/9/8/chartex" xmlns:cx2="http://schemas.microsoft.com/office/drawing/2015/10/21/chartex" xmlns:cx3="http://schemas.microsoft.com/office/drawing/2016/5/9/chartex" xmlns:cx4="http://schemas.microsoft.com/office/drawing/2016/5/10/chartex" xmlns:cx5="http://schemas.microsoft.com/office/drawing/2016/5/11/chartex" xmlns:cx6="http://schemas.microsoft.com/office/drawing/2016/5/12/chartex" xmlns:cx7="http://schemas.microsoft.com/office/drawing/2016/5/13/chartex" xmlns:cx8="http://schemas.microsoft.com/office/drawing/2016/5/14/chartex" xmlns:mc="http://schemas.openxmlformats.org/markup-compatibility/2006" xmlns:aink="http://schemas.microsoft.com/office/drawing/2016/ink" xmlns:am3d="http://schemas.microsoft.com/office/drawing/2017/model3d" xmlns:o="urn:schemas-microsoft-com:office:office" xmlns:oel="http://schemas.microsoft.com/office/2019/extlst" xmlns:r="http://schemas.openxmlformats.org/officeDocument/2006/relationships" xmlns:m="http://schemas.openxmlformats.org/officeDocument/2006/math" xmlns:v="urn:schemas-microsoft-com:vml" xmlns:wp14="http://schemas.microsoft.com/office/word/2010/wordprocessingDrawing" xmlns:wp="http://schemas.openxmlformats.org/drawingml/2006/wordprocessingDrawing" xmlns:w10="urn:schemas-microsoft-com:office:word" xmlns:w="http://schemas.openxmlformats.org/wordprocessingml/2006/main" xmlns:w14="http://schemas.microsoft.com/office/word/2010/wordml" xmlns:w15="http://schemas.microsoft.com/office/word/2012/wordml" xmlns:w16cex="http://schemas.microsoft.com/office/word/2018/wordml/cex" xmlns:w16cid="http://schemas.microsoft.com/office/word/2016/wordml/cid" xmlns:w16="http://schemas.microsoft.com/office/word/2018/wordml" xmlns:w16sdtdh="http://schemas.microsoft.com/office/word/2020/wordml/sdtdatahash" xmlns:w16se="http://schemas.microsoft.com/office/word/2015/wordml/symex" xmlns:wpg="http://schemas.microsoft.com/office/word/2010/wordprocessingGroup" xmlns:wpi="http://schemas.microsoft.com/office/word/2010/wordprocessingInk" xmlns:wne="http://schemas.microsoft.com/office/word/2006/wordml" xmlns:wps="http://schemas.microsoft.com/office/word/2010/wordprocessingShape" mc:Ignorable="w14 w15 w16se w16cid w16 w16cex w16sdtdh wp14">
+<w:footnotes xmlns:wpc="http://schemas.microsoft.com/office/word/2010/wordprocessingCanvas" xmlns:cx="http://schemas.microsoft.com/office/drawing/2014/chartex" xmlns:cx1="http://schemas.microsoft.com/office/drawing/2015/9/8/chartex" xmlns:cx2="http://schemas.microsoft.com/office/drawing/2015/10/21/chartex" xmlns:cx3="http://schemas.microsoft.com/office/drawing/2016/5/9/chartex" xmlns:cx4="http://schemas.microsoft.com/office/drawing/2016/5/10/chartex" xmlns:cx5="http://schemas.microsoft.com/office/drawing/2016/5/11/chartex" xmlns:cx6="http://schemas.microsoft.com/office/drawing/2016/5/12/chartex" xmlns:cx7="http://schemas.microsoft.com/office/drawing/2016/5/13/chartex" xmlns:cx8="http://schemas.microsoft.com/office/drawing/2016/5/14/chartex" xmlns:mc="http://schemas.openxmlformats.org/markup-compatibility/2006" xmlns:aink="http://schemas.microsoft.com/office/drawing/2016/ink" xmlns:am3d="http://schemas.microsoft.com/office/drawing/2017/model3d" xmlns:o="urn:schemas-microsoft-com:office:office" xmlns:oel="http://schemas.microsoft.com/office/2019/extlst" xmlns:r="http://schemas.openxmlformats.org/officeDocument/2006/relationships" xmlns:m="http://schemas.openxmlformats.org/officeDocument/2006/math" xmlns:v="urn:schemas-microsoft-com:vml" xmlns:wp14="http://schemas.microsoft.com/office/word/2010/wordprocessingDrawing" xmlns:wp="http://schemas.openxmlformats.org/drawingml/2006/wordprocessingDrawing" xmlns:w10="urn:schemas-microsoft-com:office:word" xmlns:w="http://schemas.openxmlformats.org/wordprocessingml/2006/main" xmlns:w14="http://schemas.microsoft.com/office/word/2010/wordml" xmlns:w15="http://schemas.microsoft.com/office/word/2012/wordml" xmlns:w16cex="http://schemas.microsoft.com/office/word/2018/wordml/cex" xmlns:w16cid="http://schemas.microsoft.com/office/word/2016/wordml/cid" xmlns:w16="http://schemas.microsoft.com/office/word/2018/wordml" xmlns:w16du="http://schemas.microsoft.com/office/word/2023/wordml/word16du" xmlns:w16sdtdh="http://schemas.microsoft.com/office/word/2020/wordml/sdtdatahash" xmlns:w16sdtfl="http://schemas.microsoft.com/office/word/2024/wordml/sdtformatlock" xmlns:w16se="http://schemas.microsoft.com/office/word/2015/wordml/symex" xmlns:wpg="http://schemas.microsoft.com/office/word/2010/wordprocessingGroup" xmlns:wpi="http://schemas.microsoft.com/office/word/2010/wordprocessingInk" xmlns:wne="http://schemas.microsoft.com/office/word/2006/wordml" xmlns:wps="http://schemas.microsoft.com/office/word/2010/wordprocessingShape" mc:Ignorable="w14 w15 w16se w16cid w16 w16cex w16sdtdh w16sdtfl w16du wp14">
   <w:footnote w:type="separator" w:id="-1">
     <w:p>
       <w:r>
@@ -6090,7 +6032,7 @@
 </file>
 
 <file path=word/numbering.xml><?xml version="1.0" encoding="utf-8"?>
-<w:numbering xmlns:wpc="http://schemas.microsoft.com/office/word/2010/wordprocessingCanvas" xmlns:cx="http://schemas.microsoft.com/office/drawing/2014/chartex" xmlns:cx1="http://schemas.microsoft.com/office/drawing/2015/9/8/chartex" xmlns:cx2="http://schemas.microsoft.com/office/drawing/2015/10/21/chartex" xmlns:cx3="http://schemas.microsoft.com/office/drawing/2016/5/9/chartex" xmlns:cx4="http://schemas.microsoft.com/office/drawing/2016/5/10/chartex" xmlns:cx5="http://schemas.microsoft.com/office/drawing/2016/5/11/chartex" xmlns:cx6="http://schemas.microsoft.com/office/drawing/2016/5/12/chartex" xmlns:cx7="http://schemas.microsoft.com/office/drawing/2016/5/13/chartex" xmlns:cx8="http://schemas.microsoft.com/office/drawing/2016/5/14/chartex" xmlns:mc="http://schemas.openxmlformats.org/markup-compatibility/2006" xmlns:aink="http://schemas.microsoft.com/office/drawing/2016/ink" xmlns:am3d="http://schemas.microsoft.com/office/drawing/2017/model3d" xmlns:o="urn:schemas-microsoft-com:office:office" xmlns:oel="http://schemas.microsoft.com/office/2019/extlst" xmlns:r="http://schemas.openxmlformats.org/officeDocument/2006/relationships" xmlns:m="http://schemas.openxmlformats.org/officeDocument/2006/math" xmlns:v="urn:schemas-microsoft-com:vml" xmlns:wp14="http://schemas.microsoft.com/office/word/2010/wordprocessingDrawing" xmlns:wp="http://schemas.openxmlformats.org/drawingml/2006/wordprocessingDrawing" xmlns:w10="urn:schemas-microsoft-com:office:word" xmlns:w="http://schemas.openxmlformats.org/wordprocessingml/2006/main" xmlns:w14="http://schemas.microsoft.com/office/word/2010/wordml" xmlns:w15="http://schemas.microsoft.com/office/word/2012/wordml" xmlns:w16cex="http://schemas.microsoft.com/office/word/2018/wordml/cex" xmlns:w16cid="http://schemas.microsoft.com/office/word/2016/wordml/cid" xmlns:w16="http://schemas.microsoft.com/office/word/2018/wordml" xmlns:w16sdtdh="http://schemas.microsoft.com/office/word/2020/wordml/sdtdatahash" xmlns:w16se="http://schemas.microsoft.com/office/word/2015/wordml/symex" xmlns:wpg="http://schemas.microsoft.com/office/word/2010/wordprocessingGroup" xmlns:wpi="http://schemas.microsoft.com/office/word/2010/wordprocessingInk" xmlns:wne="http://schemas.microsoft.com/office/word/2006/wordml" xmlns:wps="http://schemas.microsoft.com/office/word/2010/wordprocessingShape" mc:Ignorable="w14 w15 w16se w16cid w16 w16cex w16sdtdh wp14">
+<w:numbering xmlns:wpc="http://schemas.microsoft.com/office/word/2010/wordprocessingCanvas" xmlns:cx="http://schemas.microsoft.com/office/drawing/2014/chartex" xmlns:cx1="http://schemas.microsoft.com/office/drawing/2015/9/8/chartex" xmlns:cx2="http://schemas.microsoft.com/office/drawing/2015/10/21/chartex" xmlns:cx3="http://schemas.microsoft.com/office/drawing/2016/5/9/chartex" xmlns:cx4="http://schemas.microsoft.com/office/drawing/2016/5/10/chartex" xmlns:cx5="http://schemas.microsoft.com/office/drawing/2016/5/11/chartex" xmlns:cx6="http://schemas.microsoft.com/office/drawing/2016/5/12/chartex" xmlns:cx7="http://schemas.microsoft.com/office/drawing/2016/5/13/chartex" xmlns:cx8="http://schemas.microsoft.com/office/drawing/2016/5/14/chartex" xmlns:mc="http://schemas.openxmlformats.org/markup-compatibility/2006" xmlns:aink="http://schemas.microsoft.com/office/drawing/2016/ink" xmlns:am3d="http://schemas.microsoft.com/office/drawing/2017/model3d" xmlns:o="urn:schemas-microsoft-com:office:office" xmlns:oel="http://schemas.microsoft.com/office/2019/extlst" xmlns:r="http://schemas.openxmlformats.org/officeDocument/2006/relationships" xmlns:m="http://schemas.openxmlformats.org/officeDocument/2006/math" xmlns:v="urn:schemas-microsoft-com:vml" xmlns:wp14="http://schemas.microsoft.com/office/word/2010/wordprocessingDrawing" xmlns:wp="http://schemas.openxmlformats.org/drawingml/2006/wordprocessingDrawing" xmlns:w10="urn:schemas-microsoft-com:office:word" xmlns:w="http://schemas.openxmlformats.org/wordprocessingml/2006/main" xmlns:w14="http://schemas.microsoft.com/office/word/2010/wordml" xmlns:w15="http://schemas.microsoft.com/office/word/2012/wordml" xmlns:w16cex="http://schemas.microsoft.com/office/word/2018/wordml/cex" xmlns:w16cid="http://schemas.microsoft.com/office/word/2016/wordml/cid" xmlns:w16="http://schemas.microsoft.com/office/word/2018/wordml" xmlns:w16du="http://schemas.microsoft.com/office/word/2023/wordml/word16du" xmlns:w16sdtdh="http://schemas.microsoft.com/office/word/2020/wordml/sdtdatahash" xmlns:w16sdtfl="http://schemas.microsoft.com/office/word/2024/wordml/sdtformatlock" xmlns:w16se="http://schemas.microsoft.com/office/word/2015/wordml/symex" xmlns:wpg="http://schemas.microsoft.com/office/word/2010/wordprocessingGroup" xmlns:wpi="http://schemas.microsoft.com/office/word/2010/wordprocessingInk" xmlns:wne="http://schemas.microsoft.com/office/word/2006/wordml" xmlns:wps="http://schemas.microsoft.com/office/word/2010/wordprocessingShape" mc:Ignorable="w14 w15 w16se w16cid w16 w16cex w16sdtdh w16sdtfl w16du wp14">
   <w:abstractNum w:abstractNumId="0" w15:restartNumberingAfterBreak="0">
     <w:nsid w:val="34F845FD"/>
     <w:multiLevelType w:val="hybridMultilevel"/>
@@ -6515,7 +6457,7 @@
 </file>
 
 <file path=word/styles.xml><?xml version="1.0" encoding="utf-8"?>
-<w:styles xmlns:mc="http://schemas.openxmlformats.org/markup-compatibility/2006" xmlns:r="http://schemas.openxmlformats.org/officeDocument/2006/relationships" xmlns:w="http://schemas.openxmlformats.org/wordprocessingml/2006/main" xmlns:w14="http://schemas.microsoft.com/office/word/2010/wordml" xmlns:w15="http://schemas.microsoft.com/office/word/2012/wordml" xmlns:w16cex="http://schemas.microsoft.com/office/word/2018/wordml/cex" xmlns:w16cid="http://schemas.microsoft.com/office/word/2016/wordml/cid" xmlns:w16="http://schemas.microsoft.com/office/word/2018/wordml" xmlns:w16sdtdh="http://schemas.microsoft.com/office/word/2020/wordml/sdtdatahash" xmlns:w16se="http://schemas.microsoft.com/office/word/2015/wordml/symex" mc:Ignorable="w14 w15 w16se w16cid w16 w16cex w16sdtdh">
+<w:styles xmlns:mc="http://schemas.openxmlformats.org/markup-compatibility/2006" xmlns:r="http://schemas.openxmlformats.org/officeDocument/2006/relationships" xmlns:w="http://schemas.openxmlformats.org/wordprocessingml/2006/main" xmlns:w14="http://schemas.microsoft.com/office/word/2010/wordml" xmlns:w15="http://schemas.microsoft.com/office/word/2012/wordml" xmlns:w16cex="http://schemas.microsoft.com/office/word/2018/wordml/cex" xmlns:w16cid="http://schemas.microsoft.com/office/word/2016/wordml/cid" xmlns:w16="http://schemas.microsoft.com/office/word/2018/wordml" xmlns:w16du="http://schemas.microsoft.com/office/word/2023/wordml/word16du" xmlns:w16sdtdh="http://schemas.microsoft.com/office/word/2020/wordml/sdtdatahash" xmlns:w16sdtfl="http://schemas.microsoft.com/office/word/2024/wordml/sdtformatlock" xmlns:w16se="http://schemas.microsoft.com/office/word/2015/wordml/symex" mc:Ignorable="w14 w15 w16se w16cid w16 w16cex w16sdtdh w16sdtfl w16du">
   <w:docDefaults>
     <w:rPrDefault>
       <w:rPr>
@@ -6916,13 +6858,13 @@
       <w:lang w:val="es-MX"/>
     </w:rPr>
   </w:style>
-  <w:style w:type="character" w:default="1" w:styleId="DefaultParagraphFont">
+  <w:style w:type="character" w:default="1" w:styleId="Fuentedeprrafopredeter">
     <w:name w:val="Default Paragraph Font"/>
     <w:uiPriority w:val="1"/>
     <w:semiHidden/>
     <w:unhideWhenUsed/>
   </w:style>
-  <w:style w:type="table" w:default="1" w:styleId="TableNormal">
+  <w:style w:type="table" w:default="1" w:styleId="Tablanormal">
     <w:name w:val="Normal Table"/>
     <w:uiPriority w:val="99"/>
     <w:semiHidden/>
@@ -6937,7 +6879,7 @@
       </w:tblCellMar>
     </w:tblPr>
   </w:style>
-  <w:style w:type="numbering" w:default="1" w:styleId="NoList">
+  <w:style w:type="numbering" w:default="1" w:styleId="Sinlista">
     <w:name w:val="No List"/>
     <w:uiPriority w:val="99"/>
     <w:semiHidden/>
@@ -6959,7 +6901,7 @@
       </w:tblCellMar>
     </w:tblPr>
   </w:style>
-  <w:style w:type="paragraph" w:styleId="BodyText">
+  <w:style w:type="paragraph" w:styleId="Textoindependiente">
     <w:name w:val="Body Text"/>
     <w:basedOn w:val="Normal"/>
     <w:uiPriority w:val="1"/>
@@ -6973,7 +6915,7 @@
       <w:szCs w:val="24"/>
     </w:rPr>
   </w:style>
-  <w:style w:type="paragraph" w:styleId="ListParagraph">
+  <w:style w:type="paragraph" w:styleId="Prrafodelista">
     <w:name w:val="List Paragraph"/>
     <w:basedOn w:val="Normal"/>
     <w:uiPriority w:val="1"/>
@@ -6985,10 +6927,10 @@
     <w:uiPriority w:val="1"/>
     <w:qFormat/>
   </w:style>
-  <w:style w:type="paragraph" w:styleId="Header">
+  <w:style w:type="paragraph" w:styleId="Encabezado">
     <w:name w:val="header"/>
     <w:basedOn w:val="Normal"/>
-    <w:link w:val="HeaderChar"/>
+    <w:link w:val="EncabezadoCar"/>
     <w:uiPriority w:val="99"/>
     <w:unhideWhenUsed/>
     <w:rsid w:val="00D636C8"/>
@@ -6999,17 +6941,17 @@
       </w:tabs>
     </w:pPr>
   </w:style>
-  <w:style w:type="character" w:customStyle="1" w:styleId="HeaderChar">
-    <w:name w:val="Header Char"/>
-    <w:basedOn w:val="DefaultParagraphFont"/>
-    <w:link w:val="Header"/>
+  <w:style w:type="character" w:customStyle="1" w:styleId="EncabezadoCar">
+    <w:name w:val="Encabezado Car"/>
+    <w:basedOn w:val="Fuentedeprrafopredeter"/>
+    <w:link w:val="Encabezado"/>
     <w:uiPriority w:val="99"/>
     <w:rsid w:val="00D636C8"/>
   </w:style>
-  <w:style w:type="paragraph" w:styleId="Footer">
+  <w:style w:type="paragraph" w:styleId="Piedepgina">
     <w:name w:val="footer"/>
     <w:basedOn w:val="Normal"/>
-    <w:link w:val="FooterChar"/>
+    <w:link w:val="PiedepginaCar"/>
     <w:uiPriority w:val="99"/>
     <w:unhideWhenUsed/>
     <w:rsid w:val="00D636C8"/>
@@ -7020,16 +6962,16 @@
       </w:tabs>
     </w:pPr>
   </w:style>
-  <w:style w:type="character" w:customStyle="1" w:styleId="FooterChar">
-    <w:name w:val="Footer Char"/>
-    <w:basedOn w:val="DefaultParagraphFont"/>
-    <w:link w:val="Footer"/>
+  <w:style w:type="character" w:customStyle="1" w:styleId="PiedepginaCar">
+    <w:name w:val="Pie de página Car"/>
+    <w:basedOn w:val="Fuentedeprrafopredeter"/>
+    <w:link w:val="Piedepgina"/>
     <w:uiPriority w:val="99"/>
     <w:rsid w:val="00D636C8"/>
   </w:style>
-  <w:style w:type="character" w:styleId="Hyperlink">
+  <w:style w:type="character" w:styleId="Hipervnculo">
     <w:name w:val="Hyperlink"/>
-    <w:basedOn w:val="DefaultParagraphFont"/>
+    <w:basedOn w:val="Fuentedeprrafopredeter"/>
     <w:uiPriority w:val="99"/>
     <w:unhideWhenUsed/>
     <w:rsid w:val="0043123F"/>
@@ -7038,9 +6980,9 @@
       <w:u w:val="single"/>
     </w:rPr>
   </w:style>
-  <w:style w:type="character" w:styleId="UnresolvedMention">
+  <w:style w:type="character" w:styleId="Mencinsinresolver">
     <w:name w:val="Unresolved Mention"/>
-    <w:basedOn w:val="DefaultParagraphFont"/>
+    <w:basedOn w:val="Fuentedeprrafopredeter"/>
     <w:uiPriority w:val="99"/>
     <w:semiHidden/>
     <w:unhideWhenUsed/>
